--- a/Kim11-2-1-Tersinir-Tepkimeler.docx
+++ b/Kim11-2-1-Tersinir-Tepkimeler.docx
@@ -115,7 +115,7 @@
                 <w:rFonts w:ascii="Times New Roman" w:hAnsi="Times New Roman" w:cs="Times New Roman"/>
                 <w:lang w:val="tr-TR"/>
               </w:rPr>
-              <w:t xml:space="preserve">GÖRSEL ALANI (Shutterstock’tan seçilecek)</w:t>
+              <w:t xml:space="preserve">GÖRSEL ALANI (Shutterstock)</w:t>
             </w:r>
           </w:p>
           <w:p>
@@ -147,23 +147,7 @@
                 <w:rFonts w:ascii="Times New Roman" w:hAnsi="Times New Roman" w:cs="Times New Roman"/>
                 <w:lang w:val="tr-TR"/>
               </w:rPr>
-              <w:t xml:space="preserve">Shutterstock arama: “colorful ph indicator solutions laboratory”</w:t>
-            </w:r>
-          </w:p>
-          <w:p>
-            <w:pPr>
-              <w:jc w:val="both"/>
-              <w:rPr>
-                <w:rFonts w:ascii="Times New Roman" w:hAnsi="Times New Roman" w:cs="Times New Roman"/>
-                <w:lang w:val="tr-TR"/>
-              </w:rPr>
-            </w:pPr>
-            <w:r>
-              <w:rPr>
-                <w:rFonts w:ascii="Times New Roman" w:hAnsi="Times New Roman" w:cs="Times New Roman"/>
-                <w:lang w:val="tr-TR"/>
-              </w:rPr>
-              <w:t xml:space="preserve">Shutter ID: ……………</w:t>
+              <w:t xml:space="preserve">Shutter ID: 721583056 (fotoğraf) — Standard pH solutions matched with universal indicator colors</w:t>
             </w:r>
           </w:p>
         </w:tc>
@@ -824,7 +808,7 @@
                 <w:rFonts w:ascii="Times New Roman" w:hAnsi="Times New Roman" w:cs="Times New Roman"/>
                 <w:lang w:val="tr-TR"/>
               </w:rPr>
-              <w:t xml:space="preserve">GÖRSEL ALANI (Shutterstock’tan seçilecek)</w:t>
+              <w:t xml:space="preserve">GÖRSEL ALANI (Shutterstock)</w:t>
             </w:r>
           </w:p>
           <w:p>
@@ -856,23 +840,7 @@
                 <w:rFonts w:ascii="Times New Roman" w:hAnsi="Times New Roman" w:cs="Times New Roman"/>
                 <w:lang w:val="tr-TR"/>
               </w:rPr>
-              <w:t xml:space="preserve">Shutterstock arama: “sparkling water bottle bubbles closed cap”</w:t>
-            </w:r>
-          </w:p>
-          <w:p>
-            <w:pPr>
-              <w:jc w:val="both"/>
-              <w:rPr>
-                <w:rFonts w:ascii="Times New Roman" w:hAnsi="Times New Roman" w:cs="Times New Roman"/>
-                <w:lang w:val="tr-TR"/>
-              </w:rPr>
-            </w:pPr>
-            <w:r>
-              <w:rPr>
-                <w:rFonts w:ascii="Times New Roman" w:hAnsi="Times New Roman" w:cs="Times New Roman"/>
-                <w:lang w:val="tr-TR"/>
-              </w:rPr>
-              <w:t xml:space="preserve">Shutter ID: ……………</w:t>
+              <w:t xml:space="preserve">Shutter ID: 434838259 (fotoğraf) — Mineral water bubbles in the bottle</w:t>
             </w:r>
           </w:p>
         </w:tc>
@@ -1492,7 +1460,7 @@
                 <w:rFonts w:ascii="Times New Roman" w:hAnsi="Times New Roman" w:cs="Times New Roman"/>
                 <w:lang w:val="tr-TR"/>
               </w:rPr>
-              <w:t xml:space="preserve">GÖRSEL ALANI (Shutterstock’tan seçilecek)</w:t>
+              <w:t xml:space="preserve">GÖRSEL ALANI (Shutterstock)</w:t>
             </w:r>
           </w:p>
           <w:p>
@@ -1524,23 +1492,7 @@
                 <w:rFonts w:ascii="Times New Roman" w:hAnsi="Times New Roman" w:cs="Times New Roman"/>
                 <w:lang w:val="tr-TR"/>
               </w:rPr>
-              <w:t xml:space="preserve">Shutterstock arama: “coral bleaching reef”</w:t>
-            </w:r>
-          </w:p>
-          <w:p>
-            <w:pPr>
-              <w:jc w:val="both"/>
-              <w:rPr>
-                <w:rFonts w:ascii="Times New Roman" w:hAnsi="Times New Roman" w:cs="Times New Roman"/>
-                <w:lang w:val="tr-TR"/>
-              </w:rPr>
-            </w:pPr>
-            <w:r>
-              <w:rPr>
-                <w:rFonts w:ascii="Times New Roman" w:hAnsi="Times New Roman" w:cs="Times New Roman"/>
-                <w:lang w:val="tr-TR"/>
-              </w:rPr>
-              <w:t xml:space="preserve">Shutter ID: ……………</w:t>
+              <w:t xml:space="preserve">Shutter ID: 2769825679 (fotoğraf) — Bleached table coral above healthy coral</w:t>
             </w:r>
           </w:p>
         </w:tc>
@@ -1901,7 +1853,7 @@
                 <w:rFonts w:ascii="Times New Roman" w:hAnsi="Times New Roman" w:cs="Times New Roman"/>
                 <w:lang w:val="tr-TR"/>
               </w:rPr>
-              <w:t xml:space="preserve">GÖRSEL ALANI (Shutterstock’tan seçilecek)</w:t>
+              <w:t xml:space="preserve">GÖRSEL ALANI (Shutterstock)</w:t>
             </w:r>
           </w:p>
           <w:p>
@@ -1933,23 +1885,7 @@
                 <w:rFonts w:ascii="Times New Roman" w:hAnsi="Times New Roman" w:cs="Times New Roman"/>
                 <w:lang w:val="tr-TR"/>
               </w:rPr>
-              <w:t xml:space="preserve">Shutterstock arama: “tea with lemon color change glass”</w:t>
-            </w:r>
-          </w:p>
-          <w:p>
-            <w:pPr>
-              <w:jc w:val="both"/>
-              <w:rPr>
-                <w:rFonts w:ascii="Times New Roman" w:hAnsi="Times New Roman" w:cs="Times New Roman"/>
-                <w:lang w:val="tr-TR"/>
-              </w:rPr>
-            </w:pPr>
-            <w:r>
-              <w:rPr>
-                <w:rFonts w:ascii="Times New Roman" w:hAnsi="Times New Roman" w:cs="Times New Roman"/>
-                <w:lang w:val="tr-TR"/>
-              </w:rPr>
-              <w:t xml:space="preserve">Shutter ID: ……………</w:t>
+              <w:t xml:space="preserve">Shutter ID: 571594285 (fotoğraf) — Tea with lemon (üç bardaklı renk karşılaştırması bulunamadı; çekim önerilir)</w:t>
             </w:r>
           </w:p>
         </w:tc>
@@ -2553,7 +2489,7 @@
                 <w:rFonts w:ascii="Times New Roman" w:hAnsi="Times New Roman" w:cs="Times New Roman"/>
                 <w:lang w:val="tr-TR"/>
               </w:rPr>
-              <w:t xml:space="preserve">GÖRSEL ALANI (Shutterstock’tan seçilecek)</w:t>
+              <w:t xml:space="preserve">GÖRSEL ALANI</w:t>
             </w:r>
           </w:p>
           <w:p>
@@ -2736,7 +2672,7 @@
                 <w:rFonts w:ascii="Times New Roman" w:hAnsi="Times New Roman" w:cs="Times New Roman"/>
                 <w:lang w:val="tr-TR"/>
               </w:rPr>
-              <w:t xml:space="preserve">Shutter ID: ……………</w:t>
+              <w:t xml:space="preserve">Shutter ID: Ticari kullanıma uygun NO2/N2O4 tüp fotoğrafı bulunamadı; yayınevi vektörel çizmeli ya da deney videosundan kare alınmalı.</w:t>
             </w:r>
           </w:p>
         </w:tc>
@@ -2960,7 +2896,7 @@
                 <w:rFonts w:ascii="Times New Roman" w:hAnsi="Times New Roman" w:cs="Times New Roman"/>
                 <w:lang w:val="tr-TR"/>
               </w:rPr>
-              <w:t xml:space="preserve">GÖRSEL ALANI (Shutterstock’tan seçilecek)</w:t>
+              <w:t xml:space="preserve">GÖRSEL ALANI</w:t>
             </w:r>
           </w:p>
           <w:p>
@@ -3023,7 +2959,7 @@
                 <w:rFonts w:ascii="Times New Roman" w:hAnsi="Times New Roman" w:cs="Times New Roman"/>
                 <w:lang w:val="tr-TR"/>
               </w:rPr>
-              <w:t xml:space="preserve">Shutter ID: ……………</w:t>
+              <w:t xml:space="preserve">Shutter ID: Kireç suyu bulanıklaşma fotoğrafı bulunamadı; yayınevi vektörel çizmeli ya da çekim yapılmalı.</w:t>
             </w:r>
           </w:p>
         </w:tc>

--- a/Kim11-2-1-Tersinir-Tepkimeler.docx
+++ b/Kim11-2-1-Tersinir-Tepkimeler.docx
@@ -3813,7 +3813,7 @@
           <w:rFonts w:ascii="Times New Roman" w:hAnsi="Times New Roman" w:cs="Times New Roman"/>
           <w:lang w:val="tr-TR"/>
         </w:rPr>
-        <w:t xml:space="preserve">Bir tepkimenin tersinir olduğu, ileri ve geri yöndeki değişimlere eşlik eden gözlemlenebilir niteliklerden anlaşılabilir. Renk değişimi, bir katının oluşması ya da çözünmesi, gaz çıkışı, sıcaklık ve pH değişimi gibi nitelikler tepkimenin hangi yönde ilerlediğinin kanıtıdır. Örneğin 2NO</w:t>
+        <w:t xml:space="preserve">Bir tepkimenin tersinir olduğu, ileri ve geri yöndeki değişimlere eşlik eden gözlemlenebilir niteliklerden anlaşılabilir. Renk değişimi, bir katının oluşması ya da çözünmesi, gaz çıkışı, sıcaklık ve pH değişimi gibi nitelikler tepkimenin hangi yönde ilerlediğinin kanıtıdır. Tepken ve ürünlerdeki gaz katsayıları toplamı farklı olan tepkimelerde sabit hacimde basınç değişimi, iyon sayısının değiştiği tepkimelerde elektrik iletkenliği değişimi, katı bir maddenin oluştuğu ya da harcandığı tepkimelerde ise katı kütlesindeki değişim de tepkimenin her iki yönde ilerlediğini gösterebilir. Örneğin 2NO</w:t>
       </w:r>
       <w:r>
         <w:rPr>
@@ -5292,6 +5292,391 @@
               </w:rPr>
               <w:t xml:space="preserve">Modelim</w:t>
             </w:r>
+          </w:p>
+        </w:tc>
+      </w:tr>
+    </w:tbl>
+    <w:p>
+      <w:pPr>
+        <w:jc w:val="both"/>
+        <w:rPr>
+          <w:rFonts w:ascii="Times New Roman" w:hAnsi="Times New Roman" w:cs="Times New Roman"/>
+          <w:lang w:val="tr-TR"/>
+        </w:rPr>
+      </w:pPr>
+    </w:p>
+    <w:p>
+      <w:pPr>
+        <w:jc w:val="both"/>
+        <w:rPr>
+          <w:rFonts w:ascii="Times New Roman" w:hAnsi="Times New Roman" w:cs="Times New Roman"/>
+          <w:lang w:val="tr-TR"/>
+        </w:rPr>
+      </w:pPr>
+      <w:r>
+        <w:rPr>
+          <w:rFonts w:ascii="Times New Roman" w:hAnsi="Times New Roman" w:cs="Times New Roman"/>
+          <w:lang w:val="tr-TR"/>
+        </w:rPr>
+        <w:t xml:space="preserve">4. Aşağıdaki tersinir tepkimelerin her biri için tepkimenin her iki yönde ilerlediğini gösterebilecek gözlemlenebilir ya da ölçülebilir bir nitelik öneriniz.</w:t>
+      </w:r>
+    </w:p>
+    <w:tbl>
+      <w:tblPr>
+        <w:tblW w:w="9000" w:type="dxa"/>
+        <w:jc w:val="center"/>
+        <w:tblBorders>
+          <w:top w:val="single" w:sz="4" w:space="0" w:color="auto"/>
+          <w:left w:val="single" w:sz="4" w:space="0" w:color="auto"/>
+          <w:bottom w:val="single" w:sz="4" w:space="0" w:color="auto"/>
+          <w:right w:val="single" w:sz="4" w:space="0" w:color="auto"/>
+          <w:insideH w:val="single" w:sz="4" w:space="0" w:color="auto"/>
+          <w:insideV w:val="single" w:sz="4" w:space="0" w:color="auto"/>
+        </w:tblBorders>
+        <w:tblLayout w:type="fixed"/>
+        <w:tblLook w:val="04A0"/>
+      </w:tblPr>
+      <w:tblGrid>
+        <w:gridCol w:w="5200"/>
+        <w:gridCol w:w="3800"/>
+      </w:tblGrid>
+      <w:tr>
+        <w:tc>
+          <w:tcPr>
+            <w:tcW w:w="5200" w:type="dxa"/>
+            <w:shd w:val="clear" w:color="auto" w:fill="D9E2F3"/>
+            <w:vAlign w:val="center"/>
+          </w:tcPr>
+          <w:p>
+            <w:pPr>
+              <w:jc w:val="left"/>
+              <w:rPr>
+                <w:rFonts w:ascii="Times New Roman" w:hAnsi="Times New Roman" w:cs="Times New Roman"/>
+                <w:b/>
+                <w:bCs/>
+                <w:lang w:val="tr-TR"/>
+              </w:rPr>
+            </w:pPr>
+            <w:r>
+              <w:rPr>
+                <w:rFonts w:ascii="Times New Roman" w:hAnsi="Times New Roman" w:cs="Times New Roman"/>
+                <w:b/>
+                <w:bCs/>
+                <w:lang w:val="tr-TR"/>
+              </w:rPr>
+              <w:t xml:space="preserve">Tepkime</w:t>
+            </w:r>
+          </w:p>
+        </w:tc>
+        <w:tc>
+          <w:tcPr>
+            <w:tcW w:w="3800" w:type="dxa"/>
+            <w:shd w:val="clear" w:color="auto" w:fill="D9E2F3"/>
+            <w:vAlign w:val="center"/>
+          </w:tcPr>
+          <w:p>
+            <w:pPr>
+              <w:jc w:val="left"/>
+              <w:rPr>
+                <w:rFonts w:ascii="Times New Roman" w:hAnsi="Times New Roman" w:cs="Times New Roman"/>
+                <w:b/>
+                <w:bCs/>
+                <w:lang w:val="tr-TR"/>
+              </w:rPr>
+            </w:pPr>
+            <w:r>
+              <w:rPr>
+                <w:rFonts w:ascii="Times New Roman" w:hAnsi="Times New Roman" w:cs="Times New Roman"/>
+                <w:b/>
+                <w:bCs/>
+                <w:lang w:val="tr-TR"/>
+              </w:rPr>
+              <w:t xml:space="preserve">Gözlemlenebilir/ölçülebilir nitelik</w:t>
+            </w:r>
+          </w:p>
+        </w:tc>
+      </w:tr>
+      <w:tr>
+        <w:trPr>
+          <w:trHeight w:val="600"/>
+        </w:trPr>
+        <w:tc>
+          <w:tcPr>
+            <w:tcW w:w="5200" w:type="dxa"/>
+            <w:vAlign w:val="center"/>
+          </w:tcPr>
+          <w:p>
+            <w:pPr>
+              <w:jc w:val="left"/>
+              <w:rPr>
+                <w:rFonts w:ascii="Times New Roman" w:hAnsi="Times New Roman" w:cs="Times New Roman"/>
+                <w:lang w:val="tr-TR"/>
+              </w:rPr>
+            </w:pPr>
+            <w:r>
+              <w:rPr>
+                <w:rFonts w:ascii="Times New Roman" w:hAnsi="Times New Roman" w:cs="Times New Roman"/>
+                <w:lang w:val="tr-TR"/>
+              </w:rPr>
+              <w:t xml:space="preserve">PCl</w:t>
+            </w:r>
+            <w:r>
+              <w:rPr>
+                <w:rFonts w:ascii="Times New Roman" w:hAnsi="Times New Roman" w:cs="Times New Roman"/>
+                <w:vertAlign w:val="subscript"/>
+                <w:lang w:val="tr-TR"/>
+              </w:rPr>
+              <w:t xml:space="preserve">5</w:t>
+            </w:r>
+            <w:r>
+              <w:rPr>
+                <w:rFonts w:ascii="Times New Roman" w:hAnsi="Times New Roman" w:cs="Times New Roman"/>
+                <w:lang w:val="tr-TR"/>
+              </w:rPr>
+              <w:t xml:space="preserve">(g) ⇌ PCl</w:t>
+            </w:r>
+            <w:r>
+              <w:rPr>
+                <w:rFonts w:ascii="Times New Roman" w:hAnsi="Times New Roman" w:cs="Times New Roman"/>
+                <w:vertAlign w:val="subscript"/>
+                <w:lang w:val="tr-TR"/>
+              </w:rPr>
+              <w:t xml:space="preserve">3</w:t>
+            </w:r>
+            <w:r>
+              <w:rPr>
+                <w:rFonts w:ascii="Times New Roman" w:hAnsi="Times New Roman" w:cs="Times New Roman"/>
+                <w:lang w:val="tr-TR"/>
+              </w:rPr>
+              <w:t xml:space="preserve">(g) + Cl</w:t>
+            </w:r>
+            <w:r>
+              <w:rPr>
+                <w:rFonts w:ascii="Times New Roman" w:hAnsi="Times New Roman" w:cs="Times New Roman"/>
+                <w:vertAlign w:val="subscript"/>
+                <w:lang w:val="tr-TR"/>
+              </w:rPr>
+              <w:t xml:space="preserve">2</w:t>
+            </w:r>
+            <w:r>
+              <w:rPr>
+                <w:rFonts w:ascii="Times New Roman" w:hAnsi="Times New Roman" w:cs="Times New Roman"/>
+                <w:lang w:val="tr-TR"/>
+              </w:rPr>
+              <w:t xml:space="preserve">(g)   (Cl</w:t>
+            </w:r>
+            <w:r>
+              <w:rPr>
+                <w:rFonts w:ascii="Times New Roman" w:hAnsi="Times New Roman" w:cs="Times New Roman"/>
+                <w:vertAlign w:val="subscript"/>
+                <w:lang w:val="tr-TR"/>
+              </w:rPr>
+              <w:t xml:space="preserve">2</w:t>
+            </w:r>
+            <w:r>
+              <w:rPr>
+                <w:rFonts w:ascii="Times New Roman" w:hAnsi="Times New Roman" w:cs="Times New Roman"/>
+                <w:lang w:val="tr-TR"/>
+              </w:rPr>
+              <w:t xml:space="preserve"> sarımsı yeşil, diğerleri renksiz)</w:t>
+            </w:r>
+          </w:p>
+        </w:tc>
+        <w:tc>
+          <w:tcPr>
+            <w:tcW w:w="3800" w:type="dxa"/>
+            <w:vAlign w:val="center"/>
+          </w:tcPr>
+          <w:p>
+            <w:pPr>
+              <w:jc w:val="left"/>
+              <w:rPr>
+                <w:rFonts w:ascii="Times New Roman" w:hAnsi="Times New Roman" w:cs="Times New Roman"/>
+                <w:lang w:val="tr-TR"/>
+              </w:rPr>
+            </w:pPr>
+          </w:p>
+        </w:tc>
+      </w:tr>
+      <w:tr>
+        <w:trPr>
+          <w:trHeight w:val="600"/>
+        </w:trPr>
+        <w:tc>
+          <w:tcPr>
+            <w:tcW w:w="5200" w:type="dxa"/>
+            <w:vAlign w:val="center"/>
+          </w:tcPr>
+          <w:p>
+            <w:pPr>
+              <w:jc w:val="left"/>
+              <w:rPr>
+                <w:rFonts w:ascii="Times New Roman" w:hAnsi="Times New Roman" w:cs="Times New Roman"/>
+                <w:lang w:val="tr-TR"/>
+              </w:rPr>
+            </w:pPr>
+            <w:r>
+              <w:rPr>
+                <w:rFonts w:ascii="Times New Roman" w:hAnsi="Times New Roman" w:cs="Times New Roman"/>
+                <w:lang w:val="tr-TR"/>
+              </w:rPr>
+              <w:t xml:space="preserve">BaSO</w:t>
+            </w:r>
+            <w:r>
+              <w:rPr>
+                <w:rFonts w:ascii="Times New Roman" w:hAnsi="Times New Roman" w:cs="Times New Roman"/>
+                <w:vertAlign w:val="subscript"/>
+                <w:lang w:val="tr-TR"/>
+              </w:rPr>
+              <w:t xml:space="preserve">4</w:t>
+            </w:r>
+            <w:r>
+              <w:rPr>
+                <w:rFonts w:ascii="Times New Roman" w:hAnsi="Times New Roman" w:cs="Times New Roman"/>
+                <w:lang w:val="tr-TR"/>
+              </w:rPr>
+              <w:t xml:space="preserve">(k) ⇌ Ba</w:t>
+            </w:r>
+            <w:r>
+              <w:rPr>
+                <w:rFonts w:ascii="Times New Roman" w:hAnsi="Times New Roman" w:cs="Times New Roman"/>
+                <w:vertAlign w:val="superscript"/>
+                <w:lang w:val="tr-TR"/>
+              </w:rPr>
+              <w:t xml:space="preserve">2+</w:t>
+            </w:r>
+            <w:r>
+              <w:rPr>
+                <w:rFonts w:ascii="Times New Roman" w:hAnsi="Times New Roman" w:cs="Times New Roman"/>
+                <w:lang w:val="tr-TR"/>
+              </w:rPr>
+              <w:t xml:space="preserve">(suda) + SO</w:t>
+            </w:r>
+            <w:r>
+              <w:rPr>
+                <w:rFonts w:ascii="Times New Roman" w:hAnsi="Times New Roman" w:cs="Times New Roman"/>
+                <w:vertAlign w:val="subscript"/>
+                <w:lang w:val="tr-TR"/>
+              </w:rPr>
+              <w:t xml:space="preserve">4</w:t>
+            </w:r>
+            <w:r>
+              <w:rPr>
+                <w:rFonts w:ascii="Times New Roman" w:hAnsi="Times New Roman" w:cs="Times New Roman"/>
+                <w:vertAlign w:val="superscript"/>
+                <w:lang w:val="tr-TR"/>
+              </w:rPr>
+              <w:t xml:space="preserve">2−</w:t>
+            </w:r>
+            <w:r>
+              <w:rPr>
+                <w:rFonts w:ascii="Times New Roman" w:hAnsi="Times New Roman" w:cs="Times New Roman"/>
+                <w:lang w:val="tr-TR"/>
+              </w:rPr>
+              <w:t xml:space="preserve">(suda)</w:t>
+            </w:r>
+          </w:p>
+        </w:tc>
+        <w:tc>
+          <w:tcPr>
+            <w:tcW w:w="3800" w:type="dxa"/>
+            <w:vAlign w:val="center"/>
+          </w:tcPr>
+          <w:p>
+            <w:pPr>
+              <w:jc w:val="left"/>
+              <w:rPr>
+                <w:rFonts w:ascii="Times New Roman" w:hAnsi="Times New Roman" w:cs="Times New Roman"/>
+                <w:lang w:val="tr-TR"/>
+              </w:rPr>
+            </w:pPr>
+          </w:p>
+        </w:tc>
+      </w:tr>
+      <w:tr>
+        <w:trPr>
+          <w:trHeight w:val="600"/>
+        </w:trPr>
+        <w:tc>
+          <w:tcPr>
+            <w:tcW w:w="5200" w:type="dxa"/>
+            <w:vAlign w:val="center"/>
+          </w:tcPr>
+          <w:p>
+            <w:pPr>
+              <w:jc w:val="left"/>
+              <w:rPr>
+                <w:rFonts w:ascii="Times New Roman" w:hAnsi="Times New Roman" w:cs="Times New Roman"/>
+                <w:lang w:val="tr-TR"/>
+              </w:rPr>
+            </w:pPr>
+            <w:r>
+              <w:rPr>
+                <w:rFonts w:ascii="Times New Roman" w:hAnsi="Times New Roman" w:cs="Times New Roman"/>
+                <w:lang w:val="tr-TR"/>
+              </w:rPr>
+              <w:t xml:space="preserve">2SO</w:t>
+            </w:r>
+            <w:r>
+              <w:rPr>
+                <w:rFonts w:ascii="Times New Roman" w:hAnsi="Times New Roman" w:cs="Times New Roman"/>
+                <w:vertAlign w:val="subscript"/>
+                <w:lang w:val="tr-TR"/>
+              </w:rPr>
+              <w:t xml:space="preserve">2</w:t>
+            </w:r>
+            <w:r>
+              <w:rPr>
+                <w:rFonts w:ascii="Times New Roman" w:hAnsi="Times New Roman" w:cs="Times New Roman"/>
+                <w:lang w:val="tr-TR"/>
+              </w:rPr>
+              <w:t xml:space="preserve">(g) + O</w:t>
+            </w:r>
+            <w:r>
+              <w:rPr>
+                <w:rFonts w:ascii="Times New Roman" w:hAnsi="Times New Roman" w:cs="Times New Roman"/>
+                <w:vertAlign w:val="subscript"/>
+                <w:lang w:val="tr-TR"/>
+              </w:rPr>
+              <w:t xml:space="preserve">2</w:t>
+            </w:r>
+            <w:r>
+              <w:rPr>
+                <w:rFonts w:ascii="Times New Roman" w:hAnsi="Times New Roman" w:cs="Times New Roman"/>
+                <w:lang w:val="tr-TR"/>
+              </w:rPr>
+              <w:t xml:space="preserve">(g) ⇌ 2SO</w:t>
+            </w:r>
+            <w:r>
+              <w:rPr>
+                <w:rFonts w:ascii="Times New Roman" w:hAnsi="Times New Roman" w:cs="Times New Roman"/>
+                <w:vertAlign w:val="subscript"/>
+                <w:lang w:val="tr-TR"/>
+              </w:rPr>
+              <w:t xml:space="preserve">3</w:t>
+            </w:r>
+            <w:r>
+              <w:rPr>
+                <w:rFonts w:ascii="Times New Roman" w:hAnsi="Times New Roman" w:cs="Times New Roman"/>
+                <w:lang w:val="tr-TR"/>
+              </w:rPr>
+              <w:t xml:space="preserve">(g) + ısı</w:t>
+            </w:r>
+          </w:p>
+        </w:tc>
+        <w:tc>
+          <w:tcPr>
+            <w:tcW w:w="3800" w:type="dxa"/>
+            <w:vAlign w:val="center"/>
+          </w:tcPr>
+          <w:p>
+            <w:pPr>
+              <w:jc w:val="left"/>
+              <w:rPr>
+                <w:rFonts w:ascii="Times New Roman" w:hAnsi="Times New Roman" w:cs="Times New Roman"/>
+                <w:lang w:val="tr-TR"/>
+              </w:rPr>
+            </w:pPr>
           </w:p>
         </w:tc>
       </w:tr>

--- a/Kim11-2-1-Tersinir-Tepkimeler.docx
+++ b/Kim11-2-1-Tersinir-Tepkimeler.docx
@@ -3673,55 +3673,23 @@
           <w:rFonts w:ascii="Times New Roman" w:hAnsi="Times New Roman" w:cs="Times New Roman"/>
           <w:lang w:val="tr-TR"/>
         </w:rPr>
-        <w:t xml:space="preserve">Kimyasal tepkimelerin bir kısmı, tepkenlerden biri tükenene kadar yalnızca ürünler yönünde ilerler. Örneğin bir kâğıt parçası yandığında oluşan karbon dioksit ve su buharı tekrar bir araya gelerek kâğıdı oluşturmaz. Yalnızca tek yönde ilerleyen bu tür tepkimelere </w:t>
-      </w:r>
-      <w:r>
-        <w:rPr>
-          <w:rFonts w:ascii="Times New Roman" w:hAnsi="Times New Roman" w:cs="Times New Roman"/>
-          <w:b/>
-          <w:bCs/>
-          <w:lang w:val="tr-TR"/>
-        </w:rPr>
-        <w:t xml:space="preserve">tersinmez tepkimeler</w:t>
-      </w:r>
-      <w:r>
-        <w:rPr>
-          <w:rFonts w:ascii="Times New Roman" w:hAnsi="Times New Roman" w:cs="Times New Roman"/>
-          <w:lang w:val="tr-TR"/>
-        </w:rPr>
-        <w:t xml:space="preserve"> denir ve tepkime denklemleri tek yönlü okla (→) gösterilir.</w:t>
-      </w:r>
-    </w:p>
-    <w:p>
-      <w:pPr>
-        <w:jc w:val="both"/>
-        <w:rPr>
-          <w:rFonts w:ascii="Times New Roman" w:hAnsi="Times New Roman" w:cs="Times New Roman"/>
-          <w:lang w:val="tr-TR"/>
-        </w:rPr>
-      </w:pPr>
-      <w:r>
-        <w:rPr>
-          <w:rFonts w:ascii="Times New Roman" w:hAnsi="Times New Roman" w:cs="Times New Roman"/>
-          <w:lang w:val="tr-TR"/>
-        </w:rPr>
-        <w:t xml:space="preserve">Bazı tepkimelerde ise oluşan ürünler de birbirleriyle tepkimeye girerek yeniden tepkenleri oluşturabilir. Hem ürünler yönünde (ileri yönde) hem de tepkenler yönünde (geri yönde) gerçekleşebilen tepkimelere </w:t>
-      </w:r>
-      <w:r>
-        <w:rPr>
-          <w:rFonts w:ascii="Times New Roman" w:hAnsi="Times New Roman" w:cs="Times New Roman"/>
-          <w:b/>
-          <w:bCs/>
-          <w:lang w:val="tr-TR"/>
-        </w:rPr>
-        <w:t xml:space="preserve">tersinir tepkimeler</w:t>
-      </w:r>
-      <w:r>
-        <w:rPr>
-          <w:rFonts w:ascii="Times New Roman" w:hAnsi="Times New Roman" w:cs="Times New Roman"/>
-          <w:lang w:val="tr-TR"/>
-        </w:rPr>
-        <w:t xml:space="preserve"> denir. Tersinir tepkimeler çift yönlü okla (⇌) gösterilir. Analiz ve Keşif Atölyesi 2.1.’de mavi renkli bakır(II) sülfat pentahidrat ısıtıldığında kristal suyunu kaybederek beyaz renkli susuz bakır(II) sülfata dönüşür. Beyaz katıya su eklendiğinde ise yeniden mavi renk oluşur:</w:t>
+        <w:t xml:space="preserve">Analiz ve Keşif Atölyesi 2.1.’de limon suyu ve karbonat eklendikçe çayın renginin defalarca açılıp koyulaşabildiğini gözlemlediniz. Peki her tepkimede ürünler yeniden tepkenlere dönüşebilir mi? Kimyasal tepkimelerin bir kısmı, tepkenlerden biri tükenene kadar yalnızca ürünler yönünde ilerler. Örneğin bir kâğıt parçası yandığında oluşan karbon dioksit ve su buharı tekrar bir araya gelerek kâğıdı oluşturmaz. Yalnızca tek yönde ilerleyen bu tür tepkimelere tersinmez tepkimeler denir ve tepkime denklemleri tek yönlü okla (→) gösterilir.</w:t>
+      </w:r>
+    </w:p>
+    <w:p>
+      <w:pPr>
+        <w:jc w:val="both"/>
+        <w:rPr>
+          <w:rFonts w:ascii="Times New Roman" w:hAnsi="Times New Roman" w:cs="Times New Roman"/>
+          <w:lang w:val="tr-TR"/>
+        </w:rPr>
+      </w:pPr>
+      <w:r>
+        <w:rPr>
+          <w:rFonts w:ascii="Times New Roman" w:hAnsi="Times New Roman" w:cs="Times New Roman"/>
+          <w:lang w:val="tr-TR"/>
+        </w:rPr>
+        <w:t xml:space="preserve">Analiz ve Keşif Atölyesi 2.1.’deki ikinci deneyde mavi renkli bakır(II) sülfat pentahidrat ısıtıldığında kristal suyunu kaybederek beyaz renkli susuz bakır(II) sülfata dönüştüğünü, beyaz katıya su eklendiğinde ise yeniden mavi renk oluştuğunu gözlemlediniz. Bu gözlem, bazı tepkimelerde oluşan ürünlerin de birbirleriyle tepkimeye girerek yeniden tepkenleri oluşturabildiğini gösterir. Hem ürünler yönünde (ileri yönde) hem de tepkenler yönünde (geri yönde) gerçekleşebilen tepkimelere tersinir tepkimeler denir. Tersinir tepkimeler çift yönlü okla (⇌) gösterilir. Bakır(II) sülfatın renk değişimine ait tepkime aşağıdaki gibi yazılabilir:</w:t>
       </w:r>
     </w:p>
     <w:p>
@@ -3919,23 +3887,7 @@
           <w:rFonts w:ascii="Times New Roman" w:hAnsi="Times New Roman" w:cs="Times New Roman"/>
           <w:lang w:val="tr-TR"/>
         </w:rPr>
-        <w:t xml:space="preserve">Tersinir tepkimeler makro (gözlemlenebilir), alt mikro (tanecik) ve sembolik (denklem) düzeyde ifade edilebilir. Makro düzeyde renk ya da bulanıklık değişimi gözlenirken, alt mikro düzeyde moleküllerin birbirine dönüştüğü, sembolik düzeyde ise çift yönlü okla yazılan denklem görülür. Bir tersinir tepkimenin her iki yönde gözlenebilmesi için genellikle maddelerin ortamdan uzaklaşmasını engelleyen </w:t>
-      </w:r>
-      <w:r>
-        <w:rPr>
-          <w:rFonts w:ascii="Times New Roman" w:hAnsi="Times New Roman" w:cs="Times New Roman"/>
-          <w:b/>
-          <w:bCs/>
-          <w:lang w:val="tr-TR"/>
-        </w:rPr>
-        <w:t xml:space="preserve">kapalı bir sistem</w:t>
-      </w:r>
-      <w:r>
-        <w:rPr>
-          <w:rFonts w:ascii="Times New Roman" w:hAnsi="Times New Roman" w:cs="Times New Roman"/>
-          <w:lang w:val="tr-TR"/>
-        </w:rPr>
-        <w:t xml:space="preserve"> gerekir. Örneğin açık bir kapta ısıtılan kalsiyum karbonattan çıkan karbon dioksit ortamdan uzaklaştığı için tepkime yalnızca ileri yönde ilerler.</w:t>
+        <w:t xml:space="preserve">Görsel B ve Görsel C’deki gösterimlerde fark ettiğiniz gibi tersinir tepkimeler makro (gözlemlenebilir), alt mikro (tanecik) ve sembolik (denklem) düzeyde ifade edilebilir. Makro düzeyde renk ya da bulanıklık değişimi gözlenirken, alt mikro düzeyde moleküllerin birbirine dönüştüğü, sembolik düzeyde ise çift yönlü okla yazılan denklem görülür. Peki ürünlerden biri ortamdan uzaklaşırsa geri tepkime gerçekleşebilir mi? Örneğin açık bir kapta ısıtılan kalsiyum karbonattan çıkan karbon dioksit ortamdan uzaklaştığı için tepkime yalnızca ileri yönde ilerler. Bu nedenle bir tersinir tepkimenin her iki yönde gözlenebilmesi için genellikle maddelerin ortamdan uzaklaşmasını engelleyen kapalı bir sistem gerekir.</w:t>
       </w:r>
     </w:p>
     <w:p>

--- a/Kim11-2-1-Tersinir-Tepkimeler.docx
+++ b/Kim11-2-1-Tersinir-Tepkimeler.docx
@@ -505,6 +505,22 @@
       <w:r>
         <w:rPr>
           <w:rFonts w:ascii="Times New Roman" w:hAnsi="Times New Roman" w:cs="Times New Roman"/>
+          <w:lang w:val="tr-TR"/>
+        </w:rPr>
+        <w:t xml:space="preserve">Gazlı bir içeceğin kapağını açtığınızda yükselen kabarcıklar, mide ekşimesine karşı kullanılan bir ilaç ya da mağaraların tavanından sarkan kireç sütunları birbirinden çok farklı görünse de hepsinin arkasında dengeye ulaşan kimyasal süreçler vardır. Bu temada kimyasal dengeyi, asit ve baz çözeltilerindeki dengeyi ve suda az çözünen tuzların çözünürlük dengesini inceleyeceksiniz. Tema boyunca bilimsel gözlem yapma, bilimsel gözleme ve bilimsel veriye dayalı tahminde bulunma, operasyonel tanımlama, deney yapma, bilimsel çıkarım yapma, bilimsel model oluşturma, tümevarımsal akıl yürütme ve bilimsel sorgulama becerilerinizi kullanacaksınız. Asit-baz teorilerini karşılaştırırken ve sağlığınız için en uygun asidik ya da bazik ürüne karar verirken analitik düşünme, şüphe duyma ve eleştirel bakma eğilimlerinizi geliştirecek; grup çalışmalarında iletişim ve iş birliği becerilerinizle çalışkanlık, dostluk ve saygı değerlerini destekleyeceksiniz.</w:t>
+      </w:r>
+    </w:p>
+    <w:p>
+      <w:pPr>
+        <w:jc w:val="both"/>
+        <w:rPr>
+          <w:rFonts w:ascii="Times New Roman" w:hAnsi="Times New Roman" w:cs="Times New Roman"/>
+          <w:lang w:val="tr-TR"/>
+        </w:rPr>
+      </w:pPr>
+      <w:r>
+        <w:rPr>
+          <w:rFonts w:ascii="Times New Roman" w:hAnsi="Times New Roman" w:cs="Times New Roman"/>
           <w:b/>
           <w:bCs/>
           <w:lang w:val="tr-TR"/>
@@ -526,7 +542,7 @@
           <w:rFonts w:ascii="Times New Roman" w:hAnsi="Times New Roman" w:cs="Times New Roman"/>
           <w:lang w:val="tr-TR"/>
         </w:rPr>
-        <w:t xml:space="preserve">• Tepkimelerin tersinir olabileceğine ilişkin gözlem yapacaksınız.</w:t>
+        <w:t xml:space="preserve">• Tepkimelerin tersinir olabileceğine ilişkin bilimsel gözlem yapacaksınız.</w:t>
       </w:r>
     </w:p>
     <w:p>
@@ -730,7 +746,7 @@
           <w:rFonts w:ascii="Times New Roman" w:hAnsi="Times New Roman" w:cs="Times New Roman"/>
           <w:lang w:val="tr-TR"/>
         </w:rPr>
-        <w:t xml:space="preserve">• Suda az çözünen tuzların çözünürlüğüne ilişkin model oluşturacaksınız.</w:t>
+        <w:t xml:space="preserve">• Suda az çözünen tuzların çözünürlüğüne ilişkin bilimsel model oluşturacaksınız.</w:t>
       </w:r>
     </w:p>
     <w:p>
@@ -1817,7 +1833,7 @@
           <w:rFonts w:ascii="Times New Roman" w:hAnsi="Times New Roman" w:cs="Times New Roman"/>
           <w:lang w:val="tr-TR"/>
         </w:rPr>
-        <w:t xml:space="preserve">Bir bardak demlenmiş çaya birkaç damla limon sıkıldığında çayın rengi açılır. Aynı çaya bir miktar karbonat (sodyum bikarbonat) eklendiğinde ise renk koyulaşır (Görsel A). Peki rengi açılan çaya karbonat, rengi koyulaşan çaya limon eklenirse ne olur? Çaydaki bazı renkli maddeler ortamın asitliğine göre farklı yapılar kazanır ve bu değişim ileri ve geri yönde tekrar tekrar gerçekleşebilir. Ders kitaplarında karşılaştığınız tepkimelerin çoğunda tepkenler ürünlere dönüşür ve tepkime tek yönde ilerler. Acaba bütün tepkimeler yalnızca tek yönde mi gerçekleşir? Ürünler tekrar tepkenlere dönüşebilir mi? Bir etkinlik yaparak keşfediniz.</w:t>
+        <w:t xml:space="preserve">Bir bardak demlenmiş çaya birkaç damla limon sıkıldığında çayın rengi açılır. Aynı çaya bir miktar karbonat (sodyum bikarbonat) eklendiğinde ise renk koyulaşır (Görsel A). Peki rengi açılan çaya karbonat, rengi koyulaşan çaya limon eklenirse ne olur? Çaydaki bazı renkli maddeler ortamın asitliğine göre farklı yapılar kazanır ve bu değişim ileri ve geri yönde tekrar tekrar gerçekleşebilir. Ders kitaplarında karşılaştığınız tepkimelerin çoğunda tepkenler ürünlere dönüşür ve tepkime tek yönde ilerler. Acaba bütün tepkimeler yalnızca tek yönde mi gerçekleşir? Ürünler tekrar tepkenlere dönüşebilir mi? Bir etkinlik yaparak keşfediniz. Analiz ve Keşif Atölyesi 2.1.’de bilimsel gözlem yapacaksınız: Bir tepkimenin her iki yönde de ilerlediğini gösterebilecek renk, bulanıklık gibi nitelikleri belirleyecek, deneylerde ve görsellerde bu niteliklerdeki değişimleri veri olarak kaydedecek, sonra bu verilerle tepkimelerin tersinir olabileceğini açıklayacaksınız. Gözlemlerinizi merakla sorgulamanız ve kayıtlarınızı özenle tutmanız araştırmacı bir tutum kazanmanızı sağlarken çalışkanlık değerinizi de destekleyecektir.</w:t>
       </w:r>
     </w:p>
     <w:tbl>
@@ -2004,7 +2020,7 @@
           <w:rFonts w:ascii="Times New Roman" w:hAnsi="Times New Roman" w:cs="Times New Roman"/>
           <w:lang w:val="tr-TR"/>
         </w:rPr>
-        <w:t xml:space="preserve">Sınıfınızda gruplara ayrılınız. Aşağıdaki deneyleri yaparak, görselleri inceleyerek ya da öğretmeninizin sunduğu dijital materyalleri izleyerek gözlem yapınız. Araştırmacı ve sorgulayıcı olunuz; gözlemlerinizi bilimsel bir bakış açısıyla yorumlayınız.</w:t>
+        <w:t xml:space="preserve">Sınıfınızda gruplara ayrılınız. Aşağıdaki deneyleri yaparak, görselleri inceleyerek ya da öğretmeninizin sunduğu dijital materyalleri izleyerek gözlem yapınız. Araştırmacı ve sorgulayıcı olunuz; gözlemlerinizi bilimsel bir bakış açısıyla yorumlayınız. Her deneyde ilk durumu ve her işlemden sonra gördüğünüz renk ya da görünüm değişimini aşağıdaki tabloya veri olarak kaydediniz.</w:t>
       </w:r>
     </w:p>
     <w:p>

--- a/Kim11-2-1-Tersinir-Tepkimeler.docx
+++ b/Kim11-2-1-Tersinir-Tepkimeler.docx
@@ -492,22 +492,6 @@
           <w:lang w:val="tr-TR"/>
         </w:rPr>
         <w:t xml:space="preserve">• Zayıf asit/baz</w:t>
-      </w:r>
-    </w:p>
-    <w:p>
-      <w:pPr>
-        <w:jc w:val="both"/>
-        <w:rPr>
-          <w:rFonts w:ascii="Times New Roman" w:hAnsi="Times New Roman" w:cs="Times New Roman"/>
-          <w:lang w:val="tr-TR"/>
-        </w:rPr>
-      </w:pPr>
-      <w:r>
-        <w:rPr>
-          <w:rFonts w:ascii="Times New Roman" w:hAnsi="Times New Roman" w:cs="Times New Roman"/>
-          <w:lang w:val="tr-TR"/>
-        </w:rPr>
-        <w:t xml:space="preserve">Gazlı bir içeceğin kapağını açtığınızda yükselen kabarcıklar, mide ekşimesine karşı kullanılan bir ilaç ya da mağaraların tavanından sarkan kireç sütunları birbirinden çok farklı görünse de hepsinin arkasında dengeye ulaşan kimyasal süreçler vardır. Bu temada kimyasal dengeyi, asit ve baz çözeltilerindeki dengeyi ve suda az çözünen tuzların çözünürlük dengesini inceleyeceksiniz. Tema boyunca bilimsel gözlem yapma, bilimsel gözleme ve bilimsel veriye dayalı tahminde bulunma, operasyonel tanımlama, deney yapma, bilimsel çıkarım yapma, bilimsel model oluşturma, tümevarımsal akıl yürütme ve bilimsel sorgulama becerilerinizi kullanacaksınız. Asit-baz teorilerini karşılaştırırken ve sağlığınız için en uygun asidik ya da bazik ürüne karar verirken analitik düşünme, şüphe duyma ve eleştirel bakma eğilimlerinizi geliştirecek; grup çalışmalarında iletişim ve iş birliği becerilerinizle çalışkanlık, dostluk ve saygı değerlerini destekleyeceksiniz.</w:t>
       </w:r>
     </w:p>
     <w:p>

--- a/Kim11-2-1-Tersinir-Tepkimeler.docx
+++ b/Kim11-2-1-Tersinir-Tepkimeler.docx
@@ -808,7 +808,7 @@
                 <w:rFonts w:ascii="Times New Roman" w:hAnsi="Times New Roman" w:cs="Times New Roman"/>
                 <w:lang w:val="tr-TR"/>
               </w:rPr>
-              <w:t xml:space="preserve">GÖRSEL ALANI (Shutterstock)</w:t>
+              <w:t xml:space="preserve">GÖRSEL ALANI (Bölüm kapağı, tam sayfa; Shutterstock)</w:t>
             </w:r>
           </w:p>
           <w:p>
@@ -824,7 +824,7 @@
                 <w:rFonts w:ascii="Times New Roman" w:hAnsi="Times New Roman" w:cs="Times New Roman"/>
                 <w:lang w:val="tr-TR"/>
               </w:rPr>
-              <w:t xml:space="preserve">Tarif: Kapağı kapalı, içinde gaz kabarcıkları görünen şeffaf bir maden suyu ya da gazoz şişesi; yanında kapağı açılmış ve köpüren ikinci bir şişe (marka/logo görünmeyen).</w:t>
+              <w:t xml:space="preserve">Tarif: Alanya Damlataş Mağarası ya da benzeri bir mağarada tavandan sarkan sarkıtlar ve yerden yükselen dikitler; loş, sıcak ışık (tam sayfa bölüm kapağı).</w:t>
             </w:r>
           </w:p>
           <w:p>
@@ -840,7 +840,23 @@
                 <w:rFonts w:ascii="Times New Roman" w:hAnsi="Times New Roman" w:cs="Times New Roman"/>
                 <w:lang w:val="tr-TR"/>
               </w:rPr>
-              <w:t xml:space="preserve">Shutter ID: 434838259 (fotoğraf) — Mineral water bubbles in the bottle</w:t>
+              <w:t xml:space="preserve">Shutterstock arama: “stalactites stalagmites cave turkey”</w:t>
+            </w:r>
+          </w:p>
+          <w:p>
+            <w:pPr>
+              <w:jc w:val="both"/>
+              <w:rPr>
+                <w:rFonts w:ascii="Times New Roman" w:hAnsi="Times New Roman" w:cs="Times New Roman"/>
+                <w:lang w:val="tr-TR"/>
+              </w:rPr>
+            </w:pPr>
+            <w:r>
+              <w:rPr>
+                <w:rFonts w:ascii="Times New Roman" w:hAnsi="Times New Roman" w:cs="Times New Roman"/>
+                <w:lang w:val="tr-TR"/>
+              </w:rPr>
+              <w:t xml:space="preserve">Shutter ID: ……………</w:t>
             </w:r>
           </w:p>
         </w:tc>
@@ -857,43 +873,50 @@
     </w:p>
     <w:p>
       <w:pPr>
-        <w:jc w:val="center"/>
-        <w:rPr>
-          <w:rFonts w:ascii="Times New Roman" w:hAnsi="Times New Roman" w:cs="Times New Roman"/>
-          <w:lang w:val="tr-TR"/>
-        </w:rPr>
-      </w:pPr>
-      <w:r>
-        <w:rPr>
-          <w:rFonts w:ascii="Times New Roman" w:hAnsi="Times New Roman" w:cs="Times New Roman"/>
-          <w:b/>
-          <w:bCs/>
-          <w:lang w:val="tr-TR"/>
-        </w:rPr>
-        <w:t xml:space="preserve">Görsel:</w:t>
-      </w:r>
-      <w:r>
-        <w:rPr>
-          <w:rFonts w:ascii="Times New Roman" w:hAnsi="Times New Roman" w:cs="Times New Roman"/>
-          <w:lang w:val="tr-TR"/>
-        </w:rPr>
-        <w:t xml:space="preserve"> Kapalı bir soda şişesi</w:t>
-      </w:r>
-    </w:p>
-    <w:p>
-      <w:pPr>
-        <w:jc w:val="both"/>
-        <w:rPr>
-          <w:rFonts w:ascii="Times New Roman" w:hAnsi="Times New Roman" w:cs="Times New Roman"/>
-          <w:lang w:val="tr-TR"/>
-        </w:rPr>
-      </w:pPr>
-      <w:r>
-        <w:rPr>
-          <w:rFonts w:ascii="Times New Roman" w:hAnsi="Times New Roman" w:cs="Times New Roman"/>
-          <w:lang w:val="tr-TR"/>
-        </w:rPr>
-        <w:t xml:space="preserve">Kapağı kapalı bir maden suyu şişesine baktığınızda sıvının içinde hiçbir değişim olmuyormuş gibi görünür. Oysa şişenin içinde karbon dioksit molekülleri sürekli olarak sudan gaz fazına geçerken aynı anda gaz fazındaki karbon dioksit molekülleri de suda çözünmektedir. Bu iki zıt yönlü değişim eşit hızla gerçekleştiği için şişedeki gaz miktarı ve basınç sabit kalır. Kapak açıldığında ise denge bozulur ve gaz kabarcıkları hızla yüzeye çıkar. Kanımızda oksijen taşınması, mağaralarda sarkıt ve dikitlerin oluşması, okyanusların karbon dioksiti tutması ve sanayide amonyak üretimi gibi pek çok olay da benzer dengelerle açıklanır.</w:t>
+        <w:jc w:val="both"/>
+        <w:rPr>
+          <w:rFonts w:ascii="Times New Roman" w:hAnsi="Times New Roman" w:cs="Times New Roman"/>
+          <w:lang w:val="tr-TR"/>
+        </w:rPr>
+      </w:pPr>
+      <w:r>
+        <w:rPr>
+          <w:rFonts w:ascii="Times New Roman" w:hAnsi="Times New Roman" w:cs="Times New Roman"/>
+          <w:lang w:val="tr-TR"/>
+        </w:rPr>
+        <w:t xml:space="preserve">Alanya’daki Damlataş Mağarası’nı gezenler, tavandan sarkan sarkıtlar ile yerden yükselen dikitlerin binlerce yılda oluştuğunu öğrenince şaşırır. Bu yapıların yavaş büyümesinin ardında iki yönlü işleyen bir kimyasal süreç vardır. Yağmur suyu topraktan süzülürken karbon dioksit çözer ve kireç taşını oluşturan kalsiyum karbonatı yavaş yavaş çözer. Bu su mağara tavanında damla hâline geldiğinde içindeki karbon dioksitin bir kısmı havaya geçer ve çözünmüş kalsiyum karbonat yeniden katılaşarak birikir. Yani aynı tepkime koşullara bağlı olarak bir yönde ya da tam tersi yönde ilerleyebilmektedir.</w:t>
+      </w:r>
+    </w:p>
+    <w:p>
+      <w:pPr>
+        <w:jc w:val="both"/>
+        <w:rPr>
+          <w:rFonts w:ascii="Times New Roman" w:hAnsi="Times New Roman" w:cs="Times New Roman"/>
+          <w:lang w:val="tr-TR"/>
+        </w:rPr>
+      </w:pPr>
+      <w:r>
+        <w:rPr>
+          <w:rFonts w:ascii="Times New Roman" w:hAnsi="Times New Roman" w:cs="Times New Roman"/>
+          <w:lang w:val="tr-TR"/>
+        </w:rPr>
+        <w:t xml:space="preserve">Benzer bir durumu kapağı kapalı bir maden suyu şişesinde de görebilirsiniz. Şişeye bakıldığında sıvının içinde hiçbir değişim olmuyormuş gibi görünür. Oysa karbon dioksit molekülleri sudan gaz fazına geçerken gaz fazındaki karbon dioksit molekülleri de aynı anda suda çözünmektedir. Bu iki zıt yönlü değişim eşit hızla sürdüğü için şişedeki gaz miktarı ve basınç sabit kalır. Kapak açıldığında ise bu durum bozulur ve gaz kabarcıkları hızla yüzeye çıkar.</w:t>
+      </w:r>
+    </w:p>
+    <w:p>
+      <w:pPr>
+        <w:jc w:val="both"/>
+        <w:rPr>
+          <w:rFonts w:ascii="Times New Roman" w:hAnsi="Times New Roman" w:cs="Times New Roman"/>
+          <w:lang w:val="tr-TR"/>
+        </w:rPr>
+      </w:pPr>
+      <w:r>
+        <w:rPr>
+          <w:rFonts w:ascii="Times New Roman" w:hAnsi="Times New Roman" w:cs="Times New Roman"/>
+          <w:lang w:val="tr-TR"/>
+        </w:rPr>
+        <w:t xml:space="preserve">Kanımızdaki hemoglobinin akciğerlerde oksijen bağlayıp dokularda bırakması, okyanusların atmosferdeki karbon dioksidin bir kısmını tutması ve gübre üretiminde amonyak elde edilmesi de iki yönlü işleyen süreçlerle açıklanır. Sanayide sıcaklık ve basınç gibi koşullar ayarlanarak bu süreçler istenen yöne yönlendirilir ve daha fazla ürün elde edilir.</w:t>
       </w:r>
     </w:p>
     <w:p>

--- a/Kim11-2-1-Tersinir-Tepkimeler.docx
+++ b/Kim11-2-1-Tersinir-Tepkimeler.docx
@@ -1541,18 +1541,16 @@
       <w:r>
         <w:rPr>
           <w:rFonts w:ascii="Times New Roman" w:hAnsi="Times New Roman" w:cs="Times New Roman"/>
-          <w:b/>
-          <w:bCs/>
-          <w:lang w:val="tr-TR"/>
-        </w:rPr>
-        <w:t xml:space="preserve">Görsel:</w:t>
-      </w:r>
-      <w:r>
-        <w:rPr>
-          <w:rFonts w:ascii="Times New Roman" w:hAnsi="Times New Roman" w:cs="Times New Roman"/>
-          <w:lang w:val="tr-TR"/>
-        </w:rPr>
-        <w:t xml:space="preserve"> Ağarmış mercan resifi ve deniz kabukluları</w:t>
+          <w:lang w:val="tr-TR"/>
+        </w:rPr>
+        <w:t xml:space="preserve">Ağarmış mercan resifi ve deniz kabukluları</w:t>
+      </w:r>
+      <w:r>
+        <w:rPr>
+          <w:rFonts w:ascii="Times New Roman" w:hAnsi="Times New Roman" w:cs="Times New Roman"/>
+          <w:lang w:val="tr-TR"/>
+        </w:rPr>
+        <w:t xml:space="preserve"/>
       </w:r>
     </w:p>
     <w:p>
@@ -2725,14 +2723,14 @@
           <w:bCs/>
           <w:lang w:val="tr-TR"/>
         </w:rPr>
-        <w:t xml:space="preserve">Görsel B:</w:t>
-      </w:r>
-      <w:r>
-        <w:rPr>
-          <w:rFonts w:ascii="Times New Roman" w:hAnsi="Times New Roman" w:cs="Times New Roman"/>
-          <w:lang w:val="tr-TR"/>
-        </w:rPr>
-        <w:t xml:space="preserve"> Sıcak ve soğuk sudaki NO</w:t>
+        <w:t xml:space="preserve"/>
+      </w:r>
+      <w:r>
+        <w:rPr>
+          <w:rFonts w:ascii="Times New Roman" w:hAnsi="Times New Roman" w:cs="Times New Roman"/>
+          <w:lang w:val="tr-TR"/>
+        </w:rPr>
+        <w:t xml:space="preserve">Sıcak ve soğuk sudaki NO</w:t>
       </w:r>
       <w:r>
         <w:rPr>
@@ -3012,14 +3010,14 @@
           <w:bCs/>
           <w:lang w:val="tr-TR"/>
         </w:rPr>
-        <w:t xml:space="preserve">Görsel C:</w:t>
-      </w:r>
-      <w:r>
-        <w:rPr>
-          <w:rFonts w:ascii="Times New Roman" w:hAnsi="Times New Roman" w:cs="Times New Roman"/>
-          <w:lang w:val="tr-TR"/>
-        </w:rPr>
-        <w:t xml:space="preserve"> Kireç suyuna karbon dioksit üflenmesi</w:t>
+        <w:t xml:space="preserve"/>
+      </w:r>
+      <w:r>
+        <w:rPr>
+          <w:rFonts w:ascii="Times New Roman" w:hAnsi="Times New Roman" w:cs="Times New Roman"/>
+          <w:lang w:val="tr-TR"/>
+        </w:rPr>
+        <w:t xml:space="preserve">Kireç suyuna karbon dioksit üflenmesi</w:t>
       </w:r>
     </w:p>
     <w:p>
@@ -3317,7 +3315,7 @@
           <w:rFonts w:ascii="Times New Roman" w:hAnsi="Times New Roman" w:cs="Times New Roman"/>
           <w:lang w:val="tr-TR"/>
         </w:rPr>
-        <w:t xml:space="preserve">Görsel B’de sıcak ve soğuk sudaki tüplerde bulunan NO</w:t>
+        <w:t xml:space="preserve">Yukarıdaki görsellerde sıcak ve soğuk sudaki tüplerde bulunan NO</w:t>
       </w:r>
       <w:r>
         <w:rPr>
@@ -3910,7 +3908,7 @@
           <w:rFonts w:ascii="Times New Roman" w:hAnsi="Times New Roman" w:cs="Times New Roman"/>
           <w:lang w:val="tr-TR"/>
         </w:rPr>
-        <w:t xml:space="preserve">Görsel B ve Görsel C’deki gösterimlerde fark ettiğiniz gibi tersinir tepkimeler makro (gözlemlenebilir), alt mikro (tanecik) ve sembolik (denklem) düzeyde ifade edilebilir. Makro düzeyde renk ya da bulanıklık değişimi gözlenirken, alt mikro düzeyde moleküllerin birbirine dönüştüğü, sembolik düzeyde ise çift yönlü okla yazılan denklem görülür. Peki ürünlerden biri ortamdan uzaklaşırsa geri tepkime gerçekleşebilir mi? Örneğin açık bir kapta ısıtılan kalsiyum karbonattan çıkan karbon dioksit ortamdan uzaklaştığı için tepkime yalnızca ileri yönde ilerler. Bu nedenle bir tersinir tepkimenin her iki yönde gözlenebilmesi için genellikle maddelerin ortamdan uzaklaşmasını engelleyen kapalı bir sistem gerekir.</w:t>
+        <w:t xml:space="preserve">Analiz ve Keşif Atölyesi 2.1.’deki görsellerde yer alan gösterimlerde fark ettiğiniz gibi tersinir tepkimeler makro (gözlemlenebilir), alt mikro (tanecik) ve sembolik (denklem) düzeyde ifade edilebilir. Makro düzeyde renk ya da bulanıklık değişimi gözlenirken, alt mikro düzeyde moleküllerin birbirine dönüştüğü, sembolik düzeyde ise çift yönlü okla yazılan denklem görülür. Peki ürünlerden biri ortamdan uzaklaşırsa geri tepkime gerçekleşebilir mi? Örneğin açık bir kapta ısıtılan kalsiyum karbonattan çıkan karbon dioksit ortamdan uzaklaştığı için tepkime yalnızca ileri yönde ilerler. Bu nedenle bir tersinir tepkimenin her iki yönde gözlenebilmesi için genellikle maddelerin ortamdan uzaklaşmasını engelleyen kapalı bir sistem gerekir.</w:t>
       </w:r>
     </w:p>
     <w:p>

--- a/Kim11-2-1-Tersinir-Tepkimeler.docx
+++ b/Kim11-2-1-Tersinir-Tepkimeler.docx
@@ -840,23 +840,7 @@
                 <w:rFonts w:ascii="Times New Roman" w:hAnsi="Times New Roman" w:cs="Times New Roman"/>
                 <w:lang w:val="tr-TR"/>
               </w:rPr>
-              <w:t xml:space="preserve">Shutterstock arama: “stalactites stalagmites cave turkey”</w:t>
-            </w:r>
-          </w:p>
-          <w:p>
-            <w:pPr>
-              <w:jc w:val="both"/>
-              <w:rPr>
-                <w:rFonts w:ascii="Times New Roman" w:hAnsi="Times New Roman" w:cs="Times New Roman"/>
-                <w:lang w:val="tr-TR"/>
-              </w:rPr>
-            </w:pPr>
-            <w:r>
-              <w:rPr>
-                <w:rFonts w:ascii="Times New Roman" w:hAnsi="Times New Roman" w:cs="Times New Roman"/>
-                <w:lang w:val="tr-TR"/>
-              </w:rPr>
-              <w:t xml:space="preserve">Shutter ID: ……………</w:t>
+              <w:t xml:space="preserve">Shutter ID: 2482334227 (fotoğraf) — Stalactite and stalagmite formations in the Dim Cave, Alanya</w:t>
             </w:r>
           </w:p>
         </w:tc>

--- a/Kim11-2-1-Tersinir-Tepkimeler.docx
+++ b/Kim11-2-1-Tersinir-Tepkimeler.docx
@@ -2009,7 +2009,7 @@
           <w:rFonts w:ascii="Times New Roman" w:hAnsi="Times New Roman" w:cs="Times New Roman"/>
           <w:lang w:val="tr-TR"/>
         </w:rPr>
-        <w:t xml:space="preserve">Sınıfınızda gruplara ayrılınız. Aşağıdaki deneyleri yaparak, görselleri inceleyerek ya da öğretmeninizin sunduğu dijital materyalleri izleyerek gözlem yapınız. Araştırmacı ve sorgulayıcı olunuz; gözlemlerinizi bilimsel bir bakış açısıyla yorumlayınız. Her deneyde ilk durumu ve her işlemden sonra gördüğünüz renk ya da görünüm değişimini aşağıdaki tabloya veri olarak kaydediniz.</w:t>
+        <w:t xml:space="preserve">Sınıfınızda gruplara ayrılınız. Aşağıdaki deneyleri yaparak, görselleri inceleyerek ya da öğretmeninizin sunduğu dijital materyalleri izleyerek gözlem yapınız. Araştırmacı ve sorgulayıcı olunuz; gözlemlerinizi bilimsel bir bakış açısıyla yorumlayınız. Deneylere başlamadan önce gözleminizin amacını belirleyiniz ve tepkimenin hangi yönde ilerlediğini anlamak için hangi niteliklere bakacağınızı ölçüt olarak yazınız. Her deneyde ilk durumu ve her işlemden sonra gördüğünüz renk ya da görünüm değişimini aşağıdaki tabloya veri olarak kaydediniz.</w:t>
       </w:r>
     </w:p>
     <w:p>
@@ -3189,7 +3189,7 @@
           <w:rFonts w:ascii="Times New Roman" w:hAnsi="Times New Roman" w:cs="Times New Roman"/>
           <w:lang w:val="tr-TR"/>
         </w:rPr>
-        <w:t xml:space="preserve">Deneylerde ve görsellerde tepkimenin ileri ve geri yönde ilerlediğini gösteren gözlemlenebilir nitelikler (renk değişimi, yeni bir katının oluşumu ya da kaybolması vb.) nelerdir? Belirleyiniz.</w:t>
+        <w:t xml:space="preserve">Deneylerde ve görsellerde topladığınız verileri, tepkimenin ileri yönde ilerlediğini gösterenler ve geri yönde ilerlediğini gösterenler olarak sınıflandırınız. Hangi gözlemlenebilir nitelikler (renk değişimi, yeni bir katının oluşumu ya da kaybolması vb.) tepkimenin her iki yönde ilerlediğinin kanıtıdır? Belirleyiniz.</w:t>
       </w:r>
     </w:p>
     <w:p>
@@ -3678,23 +3678,23 @@
           <w:rFonts w:ascii="Times New Roman" w:hAnsi="Times New Roman" w:cs="Times New Roman"/>
           <w:lang w:val="tr-TR"/>
         </w:rPr>
-        <w:t xml:space="preserve">Analiz ve Keşif Atölyesi 2.1.’de limon suyu ve karbonat eklendikçe çayın renginin defalarca açılıp koyulaşabildiğini gözlemlediniz. Peki her tepkimede ürünler yeniden tepkenlere dönüşebilir mi? Kimyasal tepkimelerin bir kısmı, tepkenlerden biri tükenene kadar yalnızca ürünler yönünde ilerler. Örneğin bir kâğıt parçası yandığında oluşan karbon dioksit ve su buharı tekrar bir araya gelerek kâğıdı oluşturmaz. Yalnızca tek yönde ilerleyen bu tür tepkimelere tersinmez tepkimeler denir ve tepkime denklemleri tek yönlü okla (→) gösterilir.</w:t>
-      </w:r>
-    </w:p>
-    <w:p>
-      <w:pPr>
-        <w:jc w:val="both"/>
-        <w:rPr>
-          <w:rFonts w:ascii="Times New Roman" w:hAnsi="Times New Roman" w:cs="Times New Roman"/>
-          <w:lang w:val="tr-TR"/>
-        </w:rPr>
-      </w:pPr>
-      <w:r>
-        <w:rPr>
-          <w:rFonts w:ascii="Times New Roman" w:hAnsi="Times New Roman" w:cs="Times New Roman"/>
-          <w:lang w:val="tr-TR"/>
-        </w:rPr>
-        <w:t xml:space="preserve">Analiz ve Keşif Atölyesi 2.1.’deki ikinci deneyde mavi renkli bakır(II) sülfat pentahidrat ısıtıldığında kristal suyunu kaybederek beyaz renkli susuz bakır(II) sülfata dönüştüğünü, beyaz katıya su eklendiğinde ise yeniden mavi renk oluştuğunu gözlemlediniz. Bu gözlem, bazı tepkimelerde oluşan ürünlerin de birbirleriyle tepkimeye girerek yeniden tepkenleri oluşturabildiğini gösterir. Hem ürünler yönünde (ileri yönde) hem de tepkenler yönünde (geri yönde) gerçekleşebilen tepkimelere tersinir tepkimeler denir. Tersinir tepkimeler çift yönlü okla (⇌) gösterilir. Bakır(II) sülfatın renk değişimine ait tepkime aşağıdaki gibi yazılabilir:</w:t>
+        <w:t xml:space="preserve">Kimyasal tepkimelerin bir kısmı, tepkenlerden biri tükenene kadar yalnızca ürünler yönünde ilerler. Örneğin bir kâğıt parçası yandığında oluşan karbon dioksit ve su buharı tekrar bir araya gelerek kâğıdı oluşturmaz. Yalnızca ileri yönde gerçekleşen, ürünlerin yeniden tepkenlere dönüşemediği tepkimelere tersinmez tepkimeler denir ve tepkime denklemleri tek yönlü okla (→) gösterilir.</w:t>
+      </w:r>
+    </w:p>
+    <w:p>
+      <w:pPr>
+        <w:jc w:val="both"/>
+        <w:rPr>
+          <w:rFonts w:ascii="Times New Roman" w:hAnsi="Times New Roman" w:cs="Times New Roman"/>
+          <w:lang w:val="tr-TR"/>
+        </w:rPr>
+      </w:pPr>
+      <w:r>
+        <w:rPr>
+          <w:rFonts w:ascii="Times New Roman" w:hAnsi="Times New Roman" w:cs="Times New Roman"/>
+          <w:lang w:val="tr-TR"/>
+        </w:rPr>
+        <w:t xml:space="preserve">Bazı tepkimelerde ise oluşan ürünler de birbiriyle tepkimeye girerek yeniden tepkenleri oluşturabilir. Hem ürünler yönünde (ileri yönde) hem de tepkenler yönünde (geri yönde) gerçekleşebilen tepkimelere tersinir tepkimeler denir. Tersinir tepkimeler çift yönlü okla (⇌) gösterilir. Örneğin nem göstergesi olarak kullanılan mavi renkli susuz kobalt(II) klorür, nemli havada su buharını bağlayarak pembe renkli kobalt(II) klorür hekzahidrata dönüşür. Pembe katı ısıtıldığında ya da kuru bir ortamda bekletildiğinde suyunu kaybeder ve yeniden mavi renk gözlenir:</w:t>
       </w:r>
     </w:p>
     <w:p>
@@ -3710,13 +3710,195 @@
           <w:rFonts w:ascii="Times New Roman" w:hAnsi="Times New Roman" w:cs="Times New Roman"/>
           <w:lang w:val="tr-TR"/>
         </w:rPr>
-        <w:t xml:space="preserve">CuSO</w:t>
-      </w:r>
-      <w:r>
-        <w:rPr>
-          <w:rFonts w:ascii="Times New Roman" w:hAnsi="Times New Roman" w:cs="Times New Roman"/>
+        <w:t xml:space="preserve">CoCl</w:t>
+      </w:r>
+      <w:r>
+        <w:rPr>
+          <w:rFonts w:ascii="Times New Roman" w:hAnsi="Times New Roman" w:cs="Times New Roman"/>
+          <w:lang w:val="tr-TR"/>
           <w:vertAlign w:val="subscript"/>
-          <w:lang w:val="tr-TR"/>
+        </w:rPr>
+        <w:t xml:space="preserve">2</w:t>
+      </w:r>
+      <w:r>
+        <w:rPr>
+          <w:rFonts w:ascii="Times New Roman" w:hAnsi="Times New Roman" w:cs="Times New Roman"/>
+          <w:lang w:val="tr-TR"/>
+        </w:rPr>
+        <w:t xml:space="preserve">(k) + 6H</w:t>
+      </w:r>
+      <w:r>
+        <w:rPr>
+          <w:rFonts w:ascii="Times New Roman" w:hAnsi="Times New Roman" w:cs="Times New Roman"/>
+          <w:lang w:val="tr-TR"/>
+          <w:vertAlign w:val="subscript"/>
+        </w:rPr>
+        <w:t xml:space="preserve">2</w:t>
+      </w:r>
+      <w:r>
+        <w:rPr>
+          <w:rFonts w:ascii="Times New Roman" w:hAnsi="Times New Roman" w:cs="Times New Roman"/>
+          <w:lang w:val="tr-TR"/>
+        </w:rPr>
+        <w:t xml:space="preserve">O(g) ⇌ CoCl</w:t>
+      </w:r>
+      <w:r>
+        <w:rPr>
+          <w:rFonts w:ascii="Times New Roman" w:hAnsi="Times New Roman" w:cs="Times New Roman"/>
+          <w:lang w:val="tr-TR"/>
+          <w:vertAlign w:val="subscript"/>
+        </w:rPr>
+        <w:t xml:space="preserve">2</w:t>
+      </w:r>
+      <w:r>
+        <w:rPr>
+          <w:rFonts w:ascii="Times New Roman" w:hAnsi="Times New Roman" w:cs="Times New Roman"/>
+          <w:lang w:val="tr-TR"/>
+        </w:rPr>
+        <w:t xml:space="preserve">·6H</w:t>
+      </w:r>
+      <w:r>
+        <w:rPr>
+          <w:rFonts w:ascii="Times New Roman" w:hAnsi="Times New Roman" w:cs="Times New Roman"/>
+          <w:lang w:val="tr-TR"/>
+          <w:vertAlign w:val="subscript"/>
+        </w:rPr>
+        <w:t xml:space="preserve">2</w:t>
+      </w:r>
+      <w:r>
+        <w:rPr>
+          <w:rFonts w:ascii="Times New Roman" w:hAnsi="Times New Roman" w:cs="Times New Roman"/>
+          <w:lang w:val="tr-TR"/>
+        </w:rPr>
+        <w:t xml:space="preserve">O(k)          (mavi ⇌ pembe)</w:t>
+      </w:r>
+    </w:p>
+    <w:p>
+      <w:pPr>
+        <w:jc w:val="both"/>
+        <w:rPr>
+          <w:rFonts w:ascii="Times New Roman" w:hAnsi="Times New Roman" w:cs="Times New Roman"/>
+          <w:lang w:val="tr-TR"/>
+        </w:rPr>
+      </w:pPr>
+      <w:r>
+        <w:rPr>
+          <w:rFonts w:ascii="Times New Roman" w:hAnsi="Times New Roman" w:cs="Times New Roman"/>
+          <w:lang w:val="tr-TR"/>
+        </w:rPr>
+        <w:t xml:space="preserve">Bir tepkimenin tersinir olduğu, ileri ve geri yöndeki değişimlere eşlik eden gözlemlenebilir niteliklerden anlaşılabilir. Renk değişimi, bir katının oluşması ya da çözünmesi, gaz çıkışı, sıcaklık ve pH değişimi gibi nitelikler tepkimenin hangi yönde ilerlediğinin kanıtıdır. Tepken ve ürünlerdeki gaz katsayıları toplamı farklı olan tepkimelerde sabit hacim ve sıcaklıkta basınç değişimi, iyon sayısının değiştiği tepkimelerde elektrik iletkenliği değişimi, katı bir maddenin oluştuğu ya da harcandığı tepkimelerde ise katı kütlesindeki değişim de tepkimenin her iki yönde ilerlediğini gösterebilir. Örneğin sarı renkli kromat iyonları içeren bir çözeltiye asit eklendiğinde turuncu renkli dikromat iyonları oluşur ve çözelti turuncuya döner; aynı çözeltiye baz eklendiğinde ise yeniden sarı renk gözlenir. Asit ve baz eklendikçe rengin tekrar tekrar değişebilmesi, aşağıdaki tepkimenin her iki yönde de gerçekleşebildiğini gösterir:</w:t>
+      </w:r>
+      <w:r>
+        <w:rPr>
+          <w:rFonts w:ascii="Times New Roman" w:hAnsi="Times New Roman" w:cs="Times New Roman"/>
+          <w:vertAlign w:val="subscript"/>
+          <w:lang w:val="tr-TR"/>
+        </w:rPr>
+        <w:t xml:space="preserve"/>
+      </w:r>
+      <w:r>
+        <w:rPr>
+          <w:rFonts w:ascii="Times New Roman" w:hAnsi="Times New Roman" w:cs="Times New Roman"/>
+          <w:lang w:val="tr-TR"/>
+        </w:rPr>
+        <w:t xml:space="preserve"/>
+      </w:r>
+      <w:r>
+        <w:rPr>
+          <w:rFonts w:ascii="Times New Roman" w:hAnsi="Times New Roman" w:cs="Times New Roman"/>
+          <w:vertAlign w:val="subscript"/>
+          <w:lang w:val="tr-TR"/>
+        </w:rPr>
+        <w:t xml:space="preserve"/>
+      </w:r>
+      <w:r>
+        <w:rPr>
+          <w:rFonts w:ascii="Times New Roman" w:hAnsi="Times New Roman" w:cs="Times New Roman"/>
+          <w:lang w:val="tr-TR"/>
+        </w:rPr>
+        <w:t xml:space="preserve"/>
+      </w:r>
+      <w:r>
+        <w:rPr>
+          <w:rFonts w:ascii="Times New Roman" w:hAnsi="Times New Roman" w:cs="Times New Roman"/>
+          <w:vertAlign w:val="subscript"/>
+          <w:lang w:val="tr-TR"/>
+        </w:rPr>
+        <w:t xml:space="preserve"/>
+      </w:r>
+      <w:r>
+        <w:rPr>
+          <w:rFonts w:ascii="Times New Roman" w:hAnsi="Times New Roman" w:cs="Times New Roman"/>
+          <w:lang w:val="tr-TR"/>
+        </w:rPr>
+        <w:t xml:space="preserve"/>
+      </w:r>
+      <w:r>
+        <w:rPr>
+          <w:rFonts w:ascii="Times New Roman" w:hAnsi="Times New Roman" w:cs="Times New Roman"/>
+          <w:vertAlign w:val="subscript"/>
+          <w:lang w:val="tr-TR"/>
+        </w:rPr>
+        <w:t xml:space="preserve"/>
+      </w:r>
+      <w:r>
+        <w:rPr>
+          <w:rFonts w:ascii="Times New Roman" w:hAnsi="Times New Roman" w:cs="Times New Roman"/>
+          <w:lang w:val="tr-TR"/>
+        </w:rPr>
+        <w:t xml:space="preserve"/>
+      </w:r>
+      <w:r>
+        <w:rPr>
+          <w:rFonts w:ascii="Times New Roman" w:hAnsi="Times New Roman" w:cs="Times New Roman"/>
+          <w:vertAlign w:val="subscript"/>
+          <w:lang w:val="tr-TR"/>
+        </w:rPr>
+        <w:t xml:space="preserve"/>
+      </w:r>
+      <w:r>
+        <w:rPr>
+          <w:rFonts w:ascii="Times New Roman" w:hAnsi="Times New Roman" w:cs="Times New Roman"/>
+          <w:lang w:val="tr-TR"/>
+        </w:rPr>
+        <w:t xml:space="preserve"/>
+      </w:r>
+      <w:r>
+        <w:rPr>
+          <w:rFonts w:ascii="Times New Roman" w:hAnsi="Times New Roman" w:cs="Times New Roman"/>
+          <w:vertAlign w:val="subscript"/>
+          <w:lang w:val="tr-TR"/>
+        </w:rPr>
+        <w:t xml:space="preserve"/>
+      </w:r>
+      <w:r>
+        <w:rPr>
+          <w:rFonts w:ascii="Times New Roman" w:hAnsi="Times New Roman" w:cs="Times New Roman"/>
+          <w:lang w:val="tr-TR"/>
+        </w:rPr>
+        <w:t xml:space="preserve"/>
+      </w:r>
+    </w:p>
+    <w:p>
+      <w:pPr>
+        <w:jc w:val="center"/>
+        <w:rPr>
+          <w:rFonts w:ascii="Times New Roman" w:hAnsi="Times New Roman" w:cs="Times New Roman"/>
+          <w:lang w:val="tr-TR"/>
+        </w:rPr>
+      </w:pPr>
+      <w:r>
+        <w:rPr>
+          <w:rFonts w:ascii="Times New Roman" w:hAnsi="Times New Roman" w:cs="Times New Roman"/>
+          <w:lang w:val="tr-TR"/>
+        </w:rPr>
+        <w:t xml:space="preserve">2CrO</w:t>
+      </w:r>
+      <w:r>
+        <w:rPr>
+          <w:rFonts w:ascii="Times New Roman" w:hAnsi="Times New Roman" w:cs="Times New Roman"/>
+          <w:lang w:val="tr-TR"/>
+          <w:vertAlign w:val="subscript"/>
         </w:rPr>
         <w:t xml:space="preserve">4</w:t>
       </w:r>
@@ -3724,14 +3906,37 @@
         <w:rPr>
           <w:rFonts w:ascii="Times New Roman" w:hAnsi="Times New Roman" w:cs="Times New Roman"/>
           <w:lang w:val="tr-TR"/>
-        </w:rPr>
-        <w:t xml:space="preserve">·5H</w:t>
-      </w:r>
-      <w:r>
-        <w:rPr>
-          <w:rFonts w:ascii="Times New Roman" w:hAnsi="Times New Roman" w:cs="Times New Roman"/>
+          <w:vertAlign w:val="superscript"/>
+        </w:rPr>
+        <w:t xml:space="preserve">2−</w:t>
+      </w:r>
+      <w:r>
+        <w:rPr>
+          <w:rFonts w:ascii="Times New Roman" w:hAnsi="Times New Roman" w:cs="Times New Roman"/>
+          <w:lang w:val="tr-TR"/>
+        </w:rPr>
+        <w:t xml:space="preserve">(suda) + 2H</w:t>
+      </w:r>
+      <w:r>
+        <w:rPr>
+          <w:rFonts w:ascii="Times New Roman" w:hAnsi="Times New Roman" w:cs="Times New Roman"/>
+          <w:lang w:val="tr-TR"/>
+          <w:vertAlign w:val="superscript"/>
+        </w:rPr>
+        <w:t xml:space="preserve">+</w:t>
+      </w:r>
+      <w:r>
+        <w:rPr>
+          <w:rFonts w:ascii="Times New Roman" w:hAnsi="Times New Roman" w:cs="Times New Roman"/>
+          <w:lang w:val="tr-TR"/>
+        </w:rPr>
+        <w:t xml:space="preserve">(suda) ⇌ Cr</w:t>
+      </w:r>
+      <w:r>
+        <w:rPr>
+          <w:rFonts w:ascii="Times New Roman" w:hAnsi="Times New Roman" w:cs="Times New Roman"/>
+          <w:lang w:val="tr-TR"/>
           <w:vertAlign w:val="subscript"/>
-          <w:lang w:val="tr-TR"/>
         </w:rPr>
         <w:t xml:space="preserve">2</w:t>
       </w:r>
@@ -3740,28 +3945,36 @@
           <w:rFonts w:ascii="Times New Roman" w:hAnsi="Times New Roman" w:cs="Times New Roman"/>
           <w:lang w:val="tr-TR"/>
         </w:rPr>
-        <w:t xml:space="preserve">O(k) ⇌ CuSO</w:t>
-      </w:r>
-      <w:r>
-        <w:rPr>
-          <w:rFonts w:ascii="Times New Roman" w:hAnsi="Times New Roman" w:cs="Times New Roman"/>
+        <w:t xml:space="preserve">O</w:t>
+      </w:r>
+      <w:r>
+        <w:rPr>
+          <w:rFonts w:ascii="Times New Roman" w:hAnsi="Times New Roman" w:cs="Times New Roman"/>
+          <w:lang w:val="tr-TR"/>
           <w:vertAlign w:val="subscript"/>
-          <w:lang w:val="tr-TR"/>
-        </w:rPr>
-        <w:t xml:space="preserve">4</w:t>
-      </w:r>
-      <w:r>
-        <w:rPr>
-          <w:rFonts w:ascii="Times New Roman" w:hAnsi="Times New Roman" w:cs="Times New Roman"/>
-          <w:lang w:val="tr-TR"/>
-        </w:rPr>
-        <w:t xml:space="preserve">(k) + 5H</w:t>
-      </w:r>
-      <w:r>
-        <w:rPr>
-          <w:rFonts w:ascii="Times New Roman" w:hAnsi="Times New Roman" w:cs="Times New Roman"/>
+        </w:rPr>
+        <w:t xml:space="preserve">7</w:t>
+      </w:r>
+      <w:r>
+        <w:rPr>
+          <w:rFonts w:ascii="Times New Roman" w:hAnsi="Times New Roman" w:cs="Times New Roman"/>
+          <w:lang w:val="tr-TR"/>
+          <w:vertAlign w:val="superscript"/>
+        </w:rPr>
+        <w:t xml:space="preserve">2−</w:t>
+      </w:r>
+      <w:r>
+        <w:rPr>
+          <w:rFonts w:ascii="Times New Roman" w:hAnsi="Times New Roman" w:cs="Times New Roman"/>
+          <w:lang w:val="tr-TR"/>
+        </w:rPr>
+        <w:t xml:space="preserve">(suda) + H</w:t>
+      </w:r>
+      <w:r>
+        <w:rPr>
+          <w:rFonts w:ascii="Times New Roman" w:hAnsi="Times New Roman" w:cs="Times New Roman"/>
+          <w:lang w:val="tr-TR"/>
           <w:vertAlign w:val="subscript"/>
-          <w:lang w:val="tr-TR"/>
         </w:rPr>
         <w:t xml:space="preserve">2</w:t>
       </w:r>
@@ -3770,129 +3983,23 @@
           <w:rFonts w:ascii="Times New Roman" w:hAnsi="Times New Roman" w:cs="Times New Roman"/>
           <w:lang w:val="tr-TR"/>
         </w:rPr>
-        <w:t xml:space="preserve">O(g)          (mavi ⇌ beyaz)</w:t>
-      </w:r>
-    </w:p>
-    <w:p>
-      <w:pPr>
-        <w:jc w:val="both"/>
-        <w:rPr>
-          <w:rFonts w:ascii="Times New Roman" w:hAnsi="Times New Roman" w:cs="Times New Roman"/>
-          <w:lang w:val="tr-TR"/>
-        </w:rPr>
-      </w:pPr>
-      <w:r>
-        <w:rPr>
-          <w:rFonts w:ascii="Times New Roman" w:hAnsi="Times New Roman" w:cs="Times New Roman"/>
-          <w:lang w:val="tr-TR"/>
-        </w:rPr>
-        <w:t xml:space="preserve">Bir tepkimenin tersinir olduğu, ileri ve geri yöndeki değişimlere eşlik eden gözlemlenebilir niteliklerden anlaşılabilir. Renk değişimi, bir katının oluşması ya da çözünmesi, gaz çıkışı, sıcaklık ve pH değişimi gibi nitelikler tepkimenin hangi yönde ilerlediğinin kanıtıdır. Tepken ve ürünlerdeki gaz katsayıları toplamı farklı olan tepkimelerde sabit hacimde basınç değişimi, iyon sayısının değiştiği tepkimelerde elektrik iletkenliği değişimi, katı bir maddenin oluştuğu ya da harcandığı tepkimelerde ise katı kütlesindeki değişim de tepkimenin her iki yönde ilerlediğini gösterebilir. Örneğin 2NO</w:t>
-      </w:r>
-      <w:r>
-        <w:rPr>
-          <w:rFonts w:ascii="Times New Roman" w:hAnsi="Times New Roman" w:cs="Times New Roman"/>
-          <w:vertAlign w:val="subscript"/>
-          <w:lang w:val="tr-TR"/>
-        </w:rPr>
-        <w:t xml:space="preserve">2</w:t>
-      </w:r>
-      <w:r>
-        <w:rPr>
-          <w:rFonts w:ascii="Times New Roman" w:hAnsi="Times New Roman" w:cs="Times New Roman"/>
-          <w:lang w:val="tr-TR"/>
-        </w:rPr>
-        <w:t xml:space="preserve">(g) ⇌ N</w:t>
-      </w:r>
-      <w:r>
-        <w:rPr>
-          <w:rFonts w:ascii="Times New Roman" w:hAnsi="Times New Roman" w:cs="Times New Roman"/>
-          <w:vertAlign w:val="subscript"/>
-          <w:lang w:val="tr-TR"/>
-        </w:rPr>
-        <w:t xml:space="preserve">2</w:t>
-      </w:r>
-      <w:r>
-        <w:rPr>
-          <w:rFonts w:ascii="Times New Roman" w:hAnsi="Times New Roman" w:cs="Times New Roman"/>
-          <w:lang w:val="tr-TR"/>
-        </w:rPr>
-        <w:t xml:space="preserve">O</w:t>
-      </w:r>
-      <w:r>
-        <w:rPr>
-          <w:rFonts w:ascii="Times New Roman" w:hAnsi="Times New Roman" w:cs="Times New Roman"/>
-          <w:vertAlign w:val="subscript"/>
-          <w:lang w:val="tr-TR"/>
-        </w:rPr>
-        <w:t xml:space="preserve">4</w:t>
-      </w:r>
-      <w:r>
-        <w:rPr>
-          <w:rFonts w:ascii="Times New Roman" w:hAnsi="Times New Roman" w:cs="Times New Roman"/>
-          <w:lang w:val="tr-TR"/>
-        </w:rPr>
-        <w:t xml:space="preserve">(g) tepkimesinde kahverengi renkli NO</w:t>
-      </w:r>
-      <w:r>
-        <w:rPr>
-          <w:rFonts w:ascii="Times New Roman" w:hAnsi="Times New Roman" w:cs="Times New Roman"/>
-          <w:vertAlign w:val="subscript"/>
-          <w:lang w:val="tr-TR"/>
-        </w:rPr>
-        <w:t xml:space="preserve">2</w:t>
-      </w:r>
-      <w:r>
-        <w:rPr>
-          <w:rFonts w:ascii="Times New Roman" w:hAnsi="Times New Roman" w:cs="Times New Roman"/>
-          <w:lang w:val="tr-TR"/>
-        </w:rPr>
-        <w:t xml:space="preserve"> molekülleri birleşerek renksiz N</w:t>
-      </w:r>
-      <w:r>
-        <w:rPr>
-          <w:rFonts w:ascii="Times New Roman" w:hAnsi="Times New Roman" w:cs="Times New Roman"/>
-          <w:vertAlign w:val="subscript"/>
-          <w:lang w:val="tr-TR"/>
-        </w:rPr>
-        <w:t xml:space="preserve">2</w:t>
-      </w:r>
-      <w:r>
-        <w:rPr>
-          <w:rFonts w:ascii="Times New Roman" w:hAnsi="Times New Roman" w:cs="Times New Roman"/>
-          <w:lang w:val="tr-TR"/>
-        </w:rPr>
-        <w:t xml:space="preserve">O</w:t>
-      </w:r>
-      <w:r>
-        <w:rPr>
-          <w:rFonts w:ascii="Times New Roman" w:hAnsi="Times New Roman" w:cs="Times New Roman"/>
-          <w:vertAlign w:val="subscript"/>
-          <w:lang w:val="tr-TR"/>
-        </w:rPr>
-        <w:t xml:space="preserve">4</w:t>
-      </w:r>
-      <w:r>
-        <w:rPr>
-          <w:rFonts w:ascii="Times New Roman" w:hAnsi="Times New Roman" w:cs="Times New Roman"/>
-          <w:lang w:val="tr-TR"/>
-        </w:rPr>
-        <w:t xml:space="preserve"> moleküllerini oluşturur. Kapalı bir tüpteki gaz karışımı ısıtıldığında renk koyulaşır, soğutulduğunda ise açılır. Rengin tekrar tekrar koyulaşıp açılabilmesi, tepkimenin her iki yönde de gerçekleşebildiğini gösterir.</w:t>
-      </w:r>
-    </w:p>
-    <w:p>
-      <w:pPr>
-        <w:jc w:val="both"/>
-        <w:rPr>
-          <w:rFonts w:ascii="Times New Roman" w:hAnsi="Times New Roman" w:cs="Times New Roman"/>
-          <w:lang w:val="tr-TR"/>
-        </w:rPr>
-      </w:pPr>
-      <w:r>
-        <w:rPr>
-          <w:rFonts w:ascii="Times New Roman" w:hAnsi="Times New Roman" w:cs="Times New Roman"/>
-          <w:lang w:val="tr-TR"/>
-        </w:rPr>
-        <w:t xml:space="preserve">Analiz ve Keşif Atölyesi 2.1.’deki görsellerde yer alan gösterimlerde fark ettiğiniz gibi tersinir tepkimeler makro (gözlemlenebilir), alt mikro (tanecik) ve sembolik (denklem) düzeyde ifade edilebilir. Makro düzeyde renk ya da bulanıklık değişimi gözlenirken, alt mikro düzeyde moleküllerin birbirine dönüştüğü, sembolik düzeyde ise çift yönlü okla yazılan denklem görülür. Peki ürünlerden biri ortamdan uzaklaşırsa geri tepkime gerçekleşebilir mi? Örneğin açık bir kapta ısıtılan kalsiyum karbonattan çıkan karbon dioksit ortamdan uzaklaştığı için tepkime yalnızca ileri yönde ilerler. Bu nedenle bir tersinir tepkimenin her iki yönde gözlenebilmesi için genellikle maddelerin ortamdan uzaklaşmasını engelleyen kapalı bir sistem gerekir.</w:t>
+        <w:t xml:space="preserve">O(s)          (sarı ⇌ turuncu)</w:t>
+      </w:r>
+    </w:p>
+    <w:p>
+      <w:pPr>
+        <w:jc w:val="both"/>
+        <w:rPr>
+          <w:rFonts w:ascii="Times New Roman" w:hAnsi="Times New Roman" w:cs="Times New Roman"/>
+          <w:lang w:val="tr-TR"/>
+        </w:rPr>
+      </w:pPr>
+      <w:r>
+        <w:rPr>
+          <w:rFonts w:ascii="Times New Roman" w:hAnsi="Times New Roman" w:cs="Times New Roman"/>
+          <w:lang w:val="tr-TR"/>
+        </w:rPr>
+        <w:t xml:space="preserve">Tersinir tepkimeler makro (gözlemlenebilir), alt mikro (tanecik) ve sembolik (denklem) düzeyde ifade edilebilir. Kobalt(II) klorür örneğinde makro düzeyde maviden pembeye ve pembeden maviye renk değişimi gözlenir. Alt mikro düzeyde su moleküllerinin kobalt(II) klorürün yapısına bağlandığı ya da bu yapıdan ayrıldığı düşünülür. Sembolik düzeyde ise bu değişim çift yönlü okla yazılan denklemle gösterilir. Peki ürünlerden biri ortamdan uzaklaşırsa geri tepkime gerçekleşebilir mi? Örneğin açık bir kapta ısıtılan kalsiyum karbonattan çıkan karbon dioksit ortamdan uzaklaştığı için tepkime yalnızca ileri yönde ilerler. Bu nedenle bir tersinir tepkimenin her iki yönde gözlenebilmesi için genellikle maddelerin ortamdan uzaklaşmasını engelleyen kapalı bir sistem gerekir.</w:t>
       </w:r>
     </w:p>
     <w:p>
@@ -4026,13 +4133,13 @@
           <w:rFonts w:ascii="Times New Roman" w:hAnsi="Times New Roman" w:cs="Times New Roman"/>
           <w:lang w:val="tr-TR"/>
         </w:rPr>
-        <w:t xml:space="preserve">III. Mavi renkli CuSO</w:t>
-      </w:r>
-      <w:r>
-        <w:rPr>
-          <w:rFonts w:ascii="Times New Roman" w:hAnsi="Times New Roman" w:cs="Times New Roman"/>
+        <w:t xml:space="preserve">III. Kapalı bir cam tüpün dibinde ısıtılan amonyum klorürün (NH</w:t>
+      </w:r>
+      <w:r>
+        <w:rPr>
+          <w:rFonts w:ascii="Times New Roman" w:hAnsi="Times New Roman" w:cs="Times New Roman"/>
+          <w:lang w:val="tr-TR"/>
           <w:vertAlign w:val="subscript"/>
-          <w:lang w:val="tr-TR"/>
         </w:rPr>
         <w:t xml:space="preserve">4</w:t>
       </w:r>
@@ -4041,22 +4148,7 @@
           <w:rFonts w:ascii="Times New Roman" w:hAnsi="Times New Roman" w:cs="Times New Roman"/>
           <w:lang w:val="tr-TR"/>
         </w:rPr>
-        <w:t xml:space="preserve">·5H</w:t>
-      </w:r>
-      <w:r>
-        <w:rPr>
-          <w:rFonts w:ascii="Times New Roman" w:hAnsi="Times New Roman" w:cs="Times New Roman"/>
-          <w:vertAlign w:val="subscript"/>
-          <w:lang w:val="tr-TR"/>
-        </w:rPr>
-        <w:t xml:space="preserve">2</w:t>
-      </w:r>
-      <w:r>
-        <w:rPr>
-          <w:rFonts w:ascii="Times New Roman" w:hAnsi="Times New Roman" w:cs="Times New Roman"/>
-          <w:lang w:val="tr-TR"/>
-        </w:rPr>
-        <w:t xml:space="preserve">O’nun ısıtılınca beyazlaşması, su eklenince yeniden maviye dönmesi</w:t>
+        <w:t xml:space="preserve">Cl) gaz hâline geçerek kaybolması ve tüpün soğuk üst kısmında yeniden beyaz bir katı oluşması</w:t>
       </w:r>
     </w:p>
     <w:p>
@@ -4317,13 +4409,13 @@
           <w:rFonts w:ascii="Times New Roman" w:hAnsi="Times New Roman" w:cs="Times New Roman"/>
           <w:lang w:val="tr-TR"/>
         </w:rPr>
-        <w:t xml:space="preserve">III. Renk değişimi her iki yönde gözlenebildiği için tepkime tersinirdir. İleri tepkime: CuSO</w:t>
-      </w:r>
-      <w:r>
-        <w:rPr>
-          <w:rFonts w:ascii="Times New Roman" w:hAnsi="Times New Roman" w:cs="Times New Roman"/>
+        <w:t xml:space="preserve">III. Tüpün sıcak kısmında NH</w:t>
+      </w:r>
+      <w:r>
+        <w:rPr>
+          <w:rFonts w:ascii="Times New Roman" w:hAnsi="Times New Roman" w:cs="Times New Roman"/>
+          <w:lang w:val="tr-TR"/>
           <w:vertAlign w:val="subscript"/>
-          <w:lang w:val="tr-TR"/>
         </w:rPr>
         <w:t xml:space="preserve">4</w:t>
       </w:r>
@@ -4332,28 +4424,28 @@
           <w:rFonts w:ascii="Times New Roman" w:hAnsi="Times New Roman" w:cs="Times New Roman"/>
           <w:lang w:val="tr-TR"/>
         </w:rPr>
-        <w:t xml:space="preserve">·5H</w:t>
-      </w:r>
-      <w:r>
-        <w:rPr>
-          <w:rFonts w:ascii="Times New Roman" w:hAnsi="Times New Roman" w:cs="Times New Roman"/>
+        <w:t xml:space="preserve">Cl ayrışarak NH</w:t>
+      </w:r>
+      <w:r>
+        <w:rPr>
+          <w:rFonts w:ascii="Times New Roman" w:hAnsi="Times New Roman" w:cs="Times New Roman"/>
+          <w:lang w:val="tr-TR"/>
           <w:vertAlign w:val="subscript"/>
-          <w:lang w:val="tr-TR"/>
-        </w:rPr>
-        <w:t xml:space="preserve">2</w:t>
-      </w:r>
-      <w:r>
-        <w:rPr>
-          <w:rFonts w:ascii="Times New Roman" w:hAnsi="Times New Roman" w:cs="Times New Roman"/>
-          <w:lang w:val="tr-TR"/>
-        </w:rPr>
-        <w:t xml:space="preserve">O(k) → CuSO</w:t>
-      </w:r>
-      <w:r>
-        <w:rPr>
-          <w:rFonts w:ascii="Times New Roman" w:hAnsi="Times New Roman" w:cs="Times New Roman"/>
+        </w:rPr>
+        <w:t xml:space="preserve">3</w:t>
+      </w:r>
+      <w:r>
+        <w:rPr>
+          <w:rFonts w:ascii="Times New Roman" w:hAnsi="Times New Roman" w:cs="Times New Roman"/>
+          <w:lang w:val="tr-TR"/>
+        </w:rPr>
+        <w:t xml:space="preserve"> ve HCl gazlarını oluşturur; soğuk kısımda ise bu gazlar birleşerek yeniden NH</w:t>
+      </w:r>
+      <w:r>
+        <w:rPr>
+          <w:rFonts w:ascii="Times New Roman" w:hAnsi="Times New Roman" w:cs="Times New Roman"/>
+          <w:lang w:val="tr-TR"/>
           <w:vertAlign w:val="subscript"/>
-          <w:lang w:val="tr-TR"/>
         </w:rPr>
         <w:t xml:space="preserve">4</w:t>
       </w:r>
@@ -4362,28 +4454,58 @@
           <w:rFonts w:ascii="Times New Roman" w:hAnsi="Times New Roman" w:cs="Times New Roman"/>
           <w:lang w:val="tr-TR"/>
         </w:rPr>
-        <w:t xml:space="preserve">(k) + 5H</w:t>
-      </w:r>
-      <w:r>
-        <w:rPr>
-          <w:rFonts w:ascii="Times New Roman" w:hAnsi="Times New Roman" w:cs="Times New Roman"/>
+        <w:t xml:space="preserve">Cl katısını oluşturur. Tepkime tersinirdir. İleri tepkime: NH</w:t>
+      </w:r>
+      <w:r>
+        <w:rPr>
+          <w:rFonts w:ascii="Times New Roman" w:hAnsi="Times New Roman" w:cs="Times New Roman"/>
+          <w:lang w:val="tr-TR"/>
           <w:vertAlign w:val="subscript"/>
-          <w:lang w:val="tr-TR"/>
-        </w:rPr>
-        <w:t xml:space="preserve">2</w:t>
-      </w:r>
-      <w:r>
-        <w:rPr>
-          <w:rFonts w:ascii="Times New Roman" w:hAnsi="Times New Roman" w:cs="Times New Roman"/>
-          <w:lang w:val="tr-TR"/>
-        </w:rPr>
-        <w:t xml:space="preserve">O(g); CuSO</w:t>
-      </w:r>
-      <w:r>
-        <w:rPr>
-          <w:rFonts w:ascii="Times New Roman" w:hAnsi="Times New Roman" w:cs="Times New Roman"/>
+        </w:rPr>
+        <w:t xml:space="preserve">4</w:t>
+      </w:r>
+      <w:r>
+        <w:rPr>
+          <w:rFonts w:ascii="Times New Roman" w:hAnsi="Times New Roman" w:cs="Times New Roman"/>
+          <w:lang w:val="tr-TR"/>
+        </w:rPr>
+        <w:t xml:space="preserve">Cl(k) → NH</w:t>
+      </w:r>
+      <w:r>
+        <w:rPr>
+          <w:rFonts w:ascii="Times New Roman" w:hAnsi="Times New Roman" w:cs="Times New Roman"/>
+          <w:lang w:val="tr-TR"/>
           <w:vertAlign w:val="subscript"/>
-          <w:lang w:val="tr-TR"/>
+        </w:rPr>
+        <w:t xml:space="preserve">3</w:t>
+      </w:r>
+      <w:r>
+        <w:rPr>
+          <w:rFonts w:ascii="Times New Roman" w:hAnsi="Times New Roman" w:cs="Times New Roman"/>
+          <w:lang w:val="tr-TR"/>
+        </w:rPr>
+        <w:t xml:space="preserve">(g) + HCl(g); geri tepkime: NH</w:t>
+      </w:r>
+      <w:r>
+        <w:rPr>
+          <w:rFonts w:ascii="Times New Roman" w:hAnsi="Times New Roman" w:cs="Times New Roman"/>
+          <w:lang w:val="tr-TR"/>
+          <w:vertAlign w:val="subscript"/>
+        </w:rPr>
+        <w:t xml:space="preserve">3</w:t>
+      </w:r>
+      <w:r>
+        <w:rPr>
+          <w:rFonts w:ascii="Times New Roman" w:hAnsi="Times New Roman" w:cs="Times New Roman"/>
+          <w:lang w:val="tr-TR"/>
+        </w:rPr>
+        <w:t xml:space="preserve">(g) + HCl(g) → NH</w:t>
+      </w:r>
+      <w:r>
+        <w:rPr>
+          <w:rFonts w:ascii="Times New Roman" w:hAnsi="Times New Roman" w:cs="Times New Roman"/>
+          <w:lang w:val="tr-TR"/>
+          <w:vertAlign w:val="subscript"/>
         </w:rPr>
         <w:t xml:space="preserve">4</w:t>
       </w:r>
@@ -4392,52 +4514,7 @@
           <w:rFonts w:ascii="Times New Roman" w:hAnsi="Times New Roman" w:cs="Times New Roman"/>
           <w:lang w:val="tr-TR"/>
         </w:rPr>
-        <w:t xml:space="preserve">(k) + 5H</w:t>
-      </w:r>
-      <w:r>
-        <w:rPr>
-          <w:rFonts w:ascii="Times New Roman" w:hAnsi="Times New Roman" w:cs="Times New Roman"/>
-          <w:vertAlign w:val="subscript"/>
-          <w:lang w:val="tr-TR"/>
-        </w:rPr>
-        <w:t xml:space="preserve">2</w:t>
-      </w:r>
-      <w:r>
-        <w:rPr>
-          <w:rFonts w:ascii="Times New Roman" w:hAnsi="Times New Roman" w:cs="Times New Roman"/>
-          <w:lang w:val="tr-TR"/>
-        </w:rPr>
-        <w:t xml:space="preserve">O(s) → CuSO</w:t>
-      </w:r>
-      <w:r>
-        <w:rPr>
-          <w:rFonts w:ascii="Times New Roman" w:hAnsi="Times New Roman" w:cs="Times New Roman"/>
-          <w:vertAlign w:val="subscript"/>
-          <w:lang w:val="tr-TR"/>
-        </w:rPr>
-        <w:t xml:space="preserve">4</w:t>
-      </w:r>
-      <w:r>
-        <w:rPr>
-          <w:rFonts w:ascii="Times New Roman" w:hAnsi="Times New Roman" w:cs="Times New Roman"/>
-          <w:lang w:val="tr-TR"/>
-        </w:rPr>
-        <w:t xml:space="preserve">·5H</w:t>
-      </w:r>
-      <w:r>
-        <w:rPr>
-          <w:rFonts w:ascii="Times New Roman" w:hAnsi="Times New Roman" w:cs="Times New Roman"/>
-          <w:vertAlign w:val="subscript"/>
-          <w:lang w:val="tr-TR"/>
-        </w:rPr>
-        <w:t xml:space="preserve">2</w:t>
-      </w:r>
-      <w:r>
-        <w:rPr>
-          <w:rFonts w:ascii="Times New Roman" w:hAnsi="Times New Roman" w:cs="Times New Roman"/>
-          <w:lang w:val="tr-TR"/>
-        </w:rPr>
-        <w:t xml:space="preserve">O(k)</w:t>
+        <w:t xml:space="preserve">Cl(k)</w:t>
       </w:r>
     </w:p>
     <w:p>
@@ -4689,52 +4766,7 @@
                 <w:rFonts w:ascii="Times New Roman" w:hAnsi="Times New Roman" w:cs="Times New Roman"/>
                 <w:lang w:val="tr-TR"/>
               </w:rPr>
-              <w:t xml:space="preserve">Kapalı bir şırıngadaki NO</w:t>
-            </w:r>
-            <w:r>
-              <w:rPr>
-                <w:rFonts w:ascii="Times New Roman" w:hAnsi="Times New Roman" w:cs="Times New Roman"/>
-                <w:vertAlign w:val="subscript"/>
-                <w:lang w:val="tr-TR"/>
-              </w:rPr>
-              <w:t xml:space="preserve">2</w:t>
-            </w:r>
-            <w:r>
-              <w:rPr>
-                <w:rFonts w:ascii="Times New Roman" w:hAnsi="Times New Roman" w:cs="Times New Roman"/>
-                <w:lang w:val="tr-TR"/>
-              </w:rPr>
-              <w:t xml:space="preserve">-N</w:t>
-            </w:r>
-            <w:r>
-              <w:rPr>
-                <w:rFonts w:ascii="Times New Roman" w:hAnsi="Times New Roman" w:cs="Times New Roman"/>
-                <w:vertAlign w:val="subscript"/>
-                <w:lang w:val="tr-TR"/>
-              </w:rPr>
-              <w:t xml:space="preserve">2</w:t>
-            </w:r>
-            <w:r>
-              <w:rPr>
-                <w:rFonts w:ascii="Times New Roman" w:hAnsi="Times New Roman" w:cs="Times New Roman"/>
-                <w:lang w:val="tr-TR"/>
-              </w:rPr>
-              <w:t xml:space="preserve">O</w:t>
-            </w:r>
-            <w:r>
-              <w:rPr>
-                <w:rFonts w:ascii="Times New Roman" w:hAnsi="Times New Roman" w:cs="Times New Roman"/>
-                <w:vertAlign w:val="subscript"/>
-                <w:lang w:val="tr-TR"/>
-              </w:rPr>
-              <w:t xml:space="preserve">4</w:t>
-            </w:r>
-            <w:r>
-              <w:rPr>
-                <w:rFonts w:ascii="Times New Roman" w:hAnsi="Times New Roman" w:cs="Times New Roman"/>
-                <w:lang w:val="tr-TR"/>
-              </w:rPr>
-              <w:t xml:space="preserve"> karışımının ısıtılınca koyulaşması, soğutulunca açılması</w:t>
+              <w:t xml:space="preserve">Fotokromik (güneşte kararan) gözlük camının güneş ışığında koyulaşması, gölgede yeniden açılması</w:t>
             </w:r>
           </w:p>
         </w:tc>
@@ -4977,22 +5009,7 @@
                 <w:rFonts w:ascii="Times New Roman" w:hAnsi="Times New Roman" w:cs="Times New Roman"/>
                 <w:lang w:val="tr-TR"/>
               </w:rPr>
-              <w:t xml:space="preserve">Kireç suyuna CO</w:t>
-            </w:r>
-            <w:r>
-              <w:rPr>
-                <w:rFonts w:ascii="Times New Roman" w:hAnsi="Times New Roman" w:cs="Times New Roman"/>
-                <w:vertAlign w:val="subscript"/>
-                <w:lang w:val="tr-TR"/>
-              </w:rPr>
-              <w:t xml:space="preserve">2</w:t>
-            </w:r>
-            <w:r>
-              <w:rPr>
-                <w:rFonts w:ascii="Times New Roman" w:hAnsi="Times New Roman" w:cs="Times New Roman"/>
-                <w:lang w:val="tr-TR"/>
-              </w:rPr>
-              <w:t xml:space="preserve"> üflenince bulanıklık oluşması, üflemeye devam edilince berraklaşması</w:t>
+              <w:t xml:space="preserve">Demirin nemli havada paslanması</w:t>
             </w:r>
           </w:p>
         </w:tc>
@@ -5160,13 +5177,13 @@
           <w:rFonts w:ascii="Times New Roman" w:hAnsi="Times New Roman" w:cs="Times New Roman"/>
           <w:lang w:val="tr-TR"/>
         </w:rPr>
-        <w:t xml:space="preserve">3. 2NO</w:t>
-      </w:r>
-      <w:r>
-        <w:rPr>
-          <w:rFonts w:ascii="Times New Roman" w:hAnsi="Times New Roman" w:cs="Times New Roman"/>
+        <w:t xml:space="preserve">3. N</w:t>
+      </w:r>
+      <w:r>
+        <w:rPr>
+          <w:rFonts w:ascii="Times New Roman" w:hAnsi="Times New Roman" w:cs="Times New Roman"/>
+          <w:lang w:val="tr-TR"/>
           <w:vertAlign w:val="subscript"/>
-          <w:lang w:val="tr-TR"/>
         </w:rPr>
         <w:t xml:space="preserve">2</w:t>
       </w:r>
@@ -5175,13 +5192,13 @@
           <w:rFonts w:ascii="Times New Roman" w:hAnsi="Times New Roman" w:cs="Times New Roman"/>
           <w:lang w:val="tr-TR"/>
         </w:rPr>
-        <w:t xml:space="preserve">(g) ⇌ N</w:t>
-      </w:r>
-      <w:r>
-        <w:rPr>
-          <w:rFonts w:ascii="Times New Roman" w:hAnsi="Times New Roman" w:cs="Times New Roman"/>
+        <w:t xml:space="preserve">(g) + 3H</w:t>
+      </w:r>
+      <w:r>
+        <w:rPr>
+          <w:rFonts w:ascii="Times New Roman" w:hAnsi="Times New Roman" w:cs="Times New Roman"/>
+          <w:lang w:val="tr-TR"/>
           <w:vertAlign w:val="subscript"/>
-          <w:lang w:val="tr-TR"/>
         </w:rPr>
         <w:t xml:space="preserve">2</w:t>
       </w:r>
@@ -5190,15 +5207,15 @@
           <w:rFonts w:ascii="Times New Roman" w:hAnsi="Times New Roman" w:cs="Times New Roman"/>
           <w:lang w:val="tr-TR"/>
         </w:rPr>
-        <w:t xml:space="preserve">O</w:t>
-      </w:r>
-      <w:r>
-        <w:rPr>
-          <w:rFonts w:ascii="Times New Roman" w:hAnsi="Times New Roman" w:cs="Times New Roman"/>
+        <w:t xml:space="preserve">(g) ⇌ 2NH</w:t>
+      </w:r>
+      <w:r>
+        <w:rPr>
+          <w:rFonts w:ascii="Times New Roman" w:hAnsi="Times New Roman" w:cs="Times New Roman"/>
+          <w:lang w:val="tr-TR"/>
           <w:vertAlign w:val="subscript"/>
-          <w:lang w:val="tr-TR"/>
-        </w:rPr>
-        <w:t xml:space="preserve">4</w:t>
+        </w:rPr>
+        <w:t xml:space="preserve">3</w:t>
       </w:r>
       <w:r>
         <w:rPr>

--- a/Kim11-2-1-Tersinir-Tepkimeler.docx
+++ b/Kim11-2-1-Tersinir-Tepkimeler.docx
@@ -1993,7 +1993,7 @@
           <w:highlight w:val="yellow"/>
           <w:lang w:val="tr-TR"/>
         </w:rPr>
-        <w:t xml:space="preserve">Güvenlik uyarıları Kimya9/10 kitabından alınsın; önlük, gözlük ve eldiven uyarıları eklensin. Bakır(II) sülfat tahriş edicidir, ısıtma işlemi öğretmen gözetiminde yapılmalıdır.</w:t>
+        <w:t xml:space="preserve">Etkinlik başlığının yanına Kimya10 kitabındaki “Temel Uyarı ve Güvenlik İşaretleri” sayfasından şu işaretler konulsun: GÖZLÜK KULLAN, ELDİVEN GİY, KORUYUCU ELBİSE GİY, TAHRİŞ EDİCİ MADDE, ÇEVREYE ZARARLI (EKOTOKSİK) MADDE, SICAK CİSİM UYARISI, YANICI MADDE, KIRILABİLİR CAM UYARISI. Ek uyarılar: Bakır(II) sülfat tahriş edicidir ve sucul canlılar için zararlıdır; atıkları lavaboya dökülmemelidir. Isıtma işlemi öğretmen gözetiminde yapılmalı, sıcak porselen kapsüle dokunulmamalıdır.</w:t>
       </w:r>
     </w:p>
     <w:p>

--- a/Kim11-2-1-Tersinir-Tepkimeler.docx
+++ b/Kim11-2-1-Tersinir-Tepkimeler.docx
@@ -1822,7 +1822,7 @@
           <w:rFonts w:ascii="Times New Roman" w:hAnsi="Times New Roman" w:cs="Times New Roman"/>
           <w:lang w:val="tr-TR"/>
         </w:rPr>
-        <w:t xml:space="preserve">Bir bardak demlenmiş çaya birkaç damla limon sıkıldığında çayın rengi açılır. Aynı çaya bir miktar karbonat (sodyum bikarbonat) eklendiğinde ise renk koyulaşır (Görsel A). Peki rengi açılan çaya karbonat, rengi koyulaşan çaya limon eklenirse ne olur? Çaydaki bazı renkli maddeler ortamın asitliğine göre farklı yapılar kazanır ve bu değişim ileri ve geri yönde tekrar tekrar gerçekleşebilir. Ders kitaplarında karşılaştığınız tepkimelerin çoğunda tepkenler ürünlere dönüşür ve tepkime tek yönde ilerler. Acaba bütün tepkimeler yalnızca tek yönde mi gerçekleşir? Ürünler tekrar tepkenlere dönüşebilir mi? Bir etkinlik yaparak keşfediniz. Analiz ve Keşif Atölyesi 2.1.’de bilimsel gözlem yapacaksınız: Bir tepkimenin her iki yönde de ilerlediğini gösterebilecek renk, bulanıklık gibi nitelikleri belirleyecek, deneylerde ve görsellerde bu niteliklerdeki değişimleri veri olarak kaydedecek, sonra bu verilerle tepkimelerin tersinir olabileceğini açıklayacaksınız. Gözlemlerinizi merakla sorgulamanız ve kayıtlarınızı özenle tutmanız araştırmacı bir tutum kazanmanızı sağlarken çalışkanlık değerinizi de destekleyecektir.</w:t>
+        <w:t xml:space="preserve">Bir bardak demlenmiş çaya birkaç damla limon sıkıldığında çayın rengi açılır. Aynı çaya bir miktar karbonat (sodyum bikarbonat) eklendiğinde ise renk koyulaşır (Görsel A). Peki rengi açılan çaya karbonat, rengi koyulaşan çaya limon eklenirse ne olur? Çaydaki bazı renkli maddeler ortamın asitliğine göre farklı yapılar kazanır ve bu değişim ileri ve geri yönde tekrar tekrar gerçekleşebilir. Ders kitaplarında karşılaştığınız tepkimelerin çoğunda tepkenler ürünlere dönüşür ve tepkime tek yönde ilerler. Acaba bütün tepkimeler yalnızca tek yönde mi gerçekleşir? Ürünler tekrar tepkenlere dönüşebilir mi? Bu soruların cevabını bir etkinlik yaparak keşfediniz. Analiz ve Keşif Atölyesi 2.1.’de bilimsel gözlem yapacaksınız: Bir tepkimenin her iki yönde de ilerlediğini gösterebilecek renk, bulanıklık gibi nitelikleri belirleyecek, deneylerde ve görsellerde bu niteliklerdeki değişimleri veri olarak kaydedecek, sonra bu verilerle tepkimelerin tersinir olabileceğini açıklayacaksınız. Gözlemlerinizi merakla sorgulamanız ve kayıtlarınızı özenle tutmanız araştırmacı bir tutum kazanmanızı sağlarken çalışkanlık değerinizi de destekleyecektir.</w:t>
       </w:r>
     </w:p>
     <w:tbl>

--- a/Kim11-2-1-Tersinir-Tepkimeler.docx
+++ b/Kim11-2-1-Tersinir-Tepkimeler.docx
@@ -115,7 +115,7 @@
                 <w:rFonts w:ascii="Times New Roman" w:hAnsi="Times New Roman" w:cs="Times New Roman"/>
                 <w:lang w:val="tr-TR"/>
               </w:rPr>
-              <w:t xml:space="preserve">GÖRSEL ALANI (Shutterstock)</w:t>
+              <w:t>GÖRSEL ALANI (Tema kapağı, tam sayfa; Shutterstock)</w:t>
             </w:r>
           </w:p>
           <w:p>
@@ -131,7 +131,7 @@
                 <w:rFonts w:ascii="Times New Roman" w:hAnsi="Times New Roman" w:cs="Times New Roman"/>
                 <w:lang w:val="tr-TR"/>
               </w:rPr>
-              <w:t xml:space="preserve">Tarif: Laboratuvarda farklı renklerde çözeltiler içeren erlen ve deney tüpleri; pH kâğıtları ya da evrensel indikatörle renklenmiş bir dizi çözelti (renk skalası).</w:t>
+              <w:t>Tarif: Maden suyu dolu bir bardakta buz küpleri ve yüzeye yükselen karbon dioksit kabarcıklarının yakın plan görüntüsü; mavi tonlar (tam sayfa tema kapağı). Görsel, gazın suda çözünme dengesini, karbonik asit oluşumunu ve buz-su fiziksel dengesini birlikte çağrıştırır.</w:t>
             </w:r>
           </w:p>
           <w:p>
@@ -147,7 +147,7 @@
                 <w:rFonts w:ascii="Times New Roman" w:hAnsi="Times New Roman" w:cs="Times New Roman"/>
                 <w:lang w:val="tr-TR"/>
               </w:rPr>
-              <w:t xml:space="preserve">Shutter ID: 721583056 (fotoğraf) — Standard pH solutions matched with universal indicator colors</w:t>
+              <w:t>Shutter ID: 2659317859 (fotoğraf) — Soda water with bubbles and ice cubes in a glass</w:t>
             </w:r>
           </w:p>
         </w:tc>
@@ -824,7 +824,7 @@
                 <w:rFonts w:ascii="Times New Roman" w:hAnsi="Times New Roman" w:cs="Times New Roman"/>
                 <w:lang w:val="tr-TR"/>
               </w:rPr>
-              <w:t xml:space="preserve">Tarif: Alanya Damlataş Mağarası ya da benzeri bir mağarada tavandan sarkan sarkıtlar ve yerden yükselen dikitler; loş, sıcak ışık (tam sayfa bölüm kapağı).</w:t>
+              <w:t>Tarif: Alanya Damlataş Mağarası’nın içinden geniş bir görünüm; tavandan sarkan yoğun sarkıtlar ve dikitler, sıcak sarı-turuncu ışık (tam sayfa bölüm kapağı).</w:t>
             </w:r>
           </w:p>
           <w:p>
@@ -840,7 +840,7 @@
                 <w:rFonts w:ascii="Times New Roman" w:hAnsi="Times New Roman" w:cs="Times New Roman"/>
                 <w:lang w:val="tr-TR"/>
               </w:rPr>
-              <w:t xml:space="preserve">Shutter ID: 2482334227 (fotoğraf) — Stalactite and stalagmite formations in the Dim Cave, Alanya</w:t>
+              <w:t>Shutter ID: 2691997621 (fotoğraf) — Damlataş Cave view, Alanya, Turkey</w:t>
             </w:r>
           </w:p>
         </w:tc>

--- a/Kim11-2-1-Tersinir-Tepkimeler.docx
+++ b/Kim11-2-1-Tersinir-Tepkimeler.docx
@@ -2216,7 +2216,41 @@
           <w:rFonts w:ascii="Times New Roman" w:hAnsi="Times New Roman" w:cs="Times New Roman"/>
           <w:lang w:val="tr-TR"/>
         </w:rPr>
-        <w:t>Bir bardak demlenmiş çaya birkaç damla limon sıkıldığında çayın rengi açılır. Aynı çaya bir miktar karbonat (sodyum bikarbonat) eklendiğinde ise renk koyulaşır (Görsel A). Peki rengi açılan çaya karbonat, rengi koyulaşan çaya limon eklenirse ne olur? Çaydaki bazı renkli maddeler ortamın asitliğine göre farklı yapılar kazanır ve bu değişim ileri ve geri yönde tekrar tekrar gerçekleşebilir. Ders kitaplarında karşılaştığınız tepkimelerin çoğunda tepkenler ürünlere dönüşür ve tepkime tek yönde ilerler. Acaba bütün tepkimeler yalnızca tek yönde mi gerçekleşir? Ürünler tekrar tepkenlere dönüşebilir mi? Bu soruların cevabını bir etkinlik yaparak keşfediniz. Analiz ve Keşif Atölyesi 2.1.’de bilimsel gözlem yapacaksınız: Bir tepkimenin her iki yönde de ilerlediğini gösterebilecek renk, bulanıklık gibi nitelikleri belirleyecek, deneylerde ve görsellerde bu niteliklerdeki değişimleri veri olarak kaydedecek, sonra bu verilerle tepkimelerin tersinir olabileceğini açıklayacaksınız. Gözlemlerinizi merakla sorgulamanız ve kayıtlarınızı özenle tutmanız araştırmacı bir tutum kazanmanızı sağlarken çalışkanlık değerinizi de destekleyecektir.</w:t>
+        <w:t>Bir bardak demlenmiş çaya birkaç damla limon sıkıldığında çayın rengi açılır</w:t>
+      </w:r>
+      <w:r>
+        <w:rPr>
+          <w:rFonts w:ascii="Times New Roman" w:hAnsi="Times New Roman" w:cs="Times New Roman"/>
+          <w:lang w:val="tr-TR"/>
+        </w:rPr>
+        <w:t xml:space="preserve"> </w:t>
+      </w:r>
+      <w:r>
+        <w:rPr>
+          <w:rFonts w:ascii="Times New Roman" w:hAnsi="Times New Roman" w:cs="Times New Roman"/>
+          <w:lang w:val="tr-TR"/>
+        </w:rPr>
+        <w:t>(Görsel A)</w:t>
+      </w:r>
+      <w:r>
+        <w:rPr>
+          <w:rFonts w:ascii="Times New Roman" w:hAnsi="Times New Roman" w:cs="Times New Roman"/>
+          <w:lang w:val="tr-TR"/>
+        </w:rPr>
+        <w:t xml:space="preserve">. Aynı çaya bir miktar karbonat (sodyum bikarbonat) eklendiğinde ise renk koyulaşır. Peki rengi açılan çaya karbonat, rengi koyulaşan çaya limon eklenirse ne olur? Çaydaki bazı renkli maddeler ortamın asitliğine göre farklı yapılar kazanır ve bu değişim ileri ve geri yönde tekrar tekrar gerçekleşebilir. </w:t>
+      </w:r>
+      <w:r>
+        <w:rPr>
+          <w:rFonts w:ascii="Times New Roman" w:hAnsi="Times New Roman" w:cs="Times New Roman"/>
+          <w:lang w:val="tr-TR"/>
+        </w:rPr>
+      </w:r>
+      <w:r>
+        <w:rPr>
+          <w:rFonts w:ascii="Times New Roman" w:hAnsi="Times New Roman" w:cs="Times New Roman"/>
+          <w:lang w:val="tr-TR"/>
+        </w:rPr>
+        <w:t>Şimdiye kadar incelediğiniz tepkimelerin çoğunda tepkenlerin ürünlere dönüştüğünü ve tepkimenin tamamlandığını kabul ettiniz; bu tepkimelerde ürünlerin yeniden tepkenlere dönüşmesi gözlenebilecek ölçüde gerçekleşmez. Acaba bütün tepkimeler yalnızca tek yönde mi gerçekleşir? Ürünler tekrar tepkenlere dönüşebilir mi? Bu soruların cevabını bir etkinlik yaparak keşfediniz. Analiz ve Keşif Atölyesi 2.1.’de bilimsel gözlem yapacaksınız: Bir tepkimenin her iki yönde de ilerlediğini gösterebilecek renk, bulanıklık gibi nitelikleri belirleyecek, deneylerde ve görsellerde bu niteliklerdeki değişimleri veri olarak kaydedecek, sonra bu verilerle tepkimelerin tersinir olabileceğini açıklayacaksınız. Gözlemlerinizi merakla sorgulamanız ve kayıtlarınızı özenle tutmanız araştırmacı bir tutum kazanmanızı sağlarken çalışkanlık değerinizi de destekleyecektir.</w:t>
       </w:r>
     </w:p>
     <w:p>
@@ -2991,22 +3025,27 @@
         <w:jc w:val="center"/>
       </w:pPr>
       <w:r>
+        <w:rPr>
+          <w:noProof/>
+        </w:rPr>
+        <w:lastRenderedPageBreak/>
         <w:drawing>
-          <wp:inline xmlns:a="http://schemas.openxmlformats.org/drawingml/2006/main" xmlns:pic="http://schemas.openxmlformats.org/drawingml/2006/picture">
+          <wp:inline distT="0" distB="0" distL="0" distR="0" wp14:anchorId="29ECEFB1" wp14:editId="01B42522">
             <wp:extent cx="4680000" cy="4334781"/>
+            <wp:effectExtent l="0" t="0" r="0" b="0"/>
             <wp:docPr id="2066685187" name="Picture 2066685187"/>
             <wp:cNvGraphicFramePr>
-              <a:graphicFrameLocks noChangeAspect="1"/>
+              <a:graphicFrameLocks xmlns:a="http://schemas.openxmlformats.org/drawingml/2006/main" noChangeAspect="1"/>
             </wp:cNvGraphicFramePr>
-            <a:graphic>
+            <a:graphic xmlns:a="http://schemas.openxmlformats.org/drawingml/2006/main">
               <a:graphicData uri="http://schemas.openxmlformats.org/drawingml/2006/picture">
-                <pic:pic>
+                <pic:pic xmlns:pic="http://schemas.openxmlformats.org/drawingml/2006/picture">
                   <pic:nvPicPr>
                     <pic:cNvPr id="0" name="k11_21_NO2_N2O4_tupler.png"/>
                     <pic:cNvPicPr/>
                   </pic:nvPicPr>
                   <pic:blipFill>
-                    <a:blip r:embed="rId16"/>
+                    <a:blip r:embed="rId12"/>
                     <a:stretch>
                       <a:fillRect/>
                     </a:stretch>
@@ -3016,7 +3055,9 @@
                       <a:off x="0" y="0"/>
                       <a:ext cx="4680000" cy="4334781"/>
                     </a:xfrm>
-                    <a:prstGeom prst="rect"/>
+                    <a:prstGeom prst="rect">
+                      <a:avLst/>
+                    </a:prstGeom>
                   </pic:spPr>
                 </pic:pic>
               </a:graphicData>
@@ -3206,22 +3247,27 @@
         <w:jc w:val="center"/>
       </w:pPr>
       <w:r>
+        <w:rPr>
+          <w:noProof/>
+        </w:rPr>
+        <w:lastRenderedPageBreak/>
         <w:drawing>
-          <wp:inline xmlns:a="http://schemas.openxmlformats.org/drawingml/2006/main" xmlns:pic="http://schemas.openxmlformats.org/drawingml/2006/picture">
+          <wp:inline distT="0" distB="0" distL="0" distR="0" wp14:anchorId="770135EE" wp14:editId="047EEE97">
             <wp:extent cx="4680000" cy="3103972"/>
+            <wp:effectExtent l="0" t="0" r="0" b="0"/>
             <wp:docPr id="2066685188" name="Picture 2066685188"/>
             <wp:cNvGraphicFramePr>
-              <a:graphicFrameLocks noChangeAspect="1"/>
+              <a:graphicFrameLocks xmlns:a="http://schemas.openxmlformats.org/drawingml/2006/main" noChangeAspect="1"/>
             </wp:cNvGraphicFramePr>
-            <a:graphic>
+            <a:graphic xmlns:a="http://schemas.openxmlformats.org/drawingml/2006/main">
               <a:graphicData uri="http://schemas.openxmlformats.org/drawingml/2006/picture">
-                <pic:pic>
+                <pic:pic xmlns:pic="http://schemas.openxmlformats.org/drawingml/2006/picture">
                   <pic:nvPicPr>
                     <pic:cNvPr id="0" name="k11_21_kirec_suyu.png"/>
                     <pic:cNvPicPr/>
                   </pic:nvPicPr>
                   <pic:blipFill>
-                    <a:blip r:embed="rId17"/>
+                    <a:blip r:embed="rId13"/>
                     <a:stretch>
                       <a:fillRect/>
                     </a:stretch>
@@ -3231,7 +3277,9 @@
                       <a:off x="0" y="0"/>
                       <a:ext cx="4680000" cy="3103972"/>
                     </a:xfrm>
-                    <a:prstGeom prst="rect"/>
+                    <a:prstGeom prst="rect">
+                      <a:avLst/>
+                    </a:prstGeom>
                   </pic:spPr>
                 </pic:pic>
               </a:graphicData>
@@ -3660,6 +3708,7 @@
           <w:rFonts w:ascii="Times New Roman" w:hAnsi="Times New Roman" w:cs="Times New Roman"/>
           <w:lang w:val="tr-TR"/>
         </w:rPr>
+        <w:lastRenderedPageBreak/>
         <w:t>Etkinlikteki gözlemlerinizden hareketle tersinir bir tepkimenin oluşum sürecine ilişkin nitelikleri belirleyiniz.</w:t>
       </w:r>
     </w:p>
@@ -3710,7 +3759,6 @@
           <w:rFonts w:ascii="Times New Roman" w:hAnsi="Times New Roman" w:cs="Times New Roman"/>
           <w:lang w:val="tr-TR"/>
         </w:rPr>
-        <w:lastRenderedPageBreak/>
         <w:t>Gözlemlerinizden elde ettiğiniz kanıtlarla tersinir tepkimelere ilişkin bir yansıtma notu yazınız. Notunuzda bu etkinlikte neler öğrendiğinizi, sizi en çok neyin şaşırttığını ve hangi konuda daha fazla bilgi edinmek istediğinizi belirtiniz.</w:t>
       </w:r>
     </w:p>
@@ -4048,7 +4096,15 @@
           <w:rFonts w:ascii="Times New Roman" w:hAnsi="Times New Roman" w:cs="Times New Roman"/>
           <w:lang w:val="tr-TR"/>
         </w:rPr>
-        <w:t>Bir tepkimenin tersinir olduğu, ileri ve geri yöndeki değişimlere eşlik eden gözlemlenebilir niteliklerden anlaşılabilir. Renk değişimi, bir katının oluşması ya da çözünmesi, gaz çıkışı, sıcaklık ve pH değişimi gibi nitelikler tepkimenin hangi yönde ilerlediğinin kanıtıdır. Tepken ve ürünlerdeki gaz katsayıları toplamı farklı olan tepkimelerde sabit hacim ve sıcaklıkta basınç değişimi, iyon sayısının değiştiği tepkimelerde elektrik iletkenliği değişimi, katı bir maddenin oluştuğu ya da harcandığı tepkimelerde ise katı kütlesindeki değişim de tepkimenin her iki yönde ilerlediğini gösterebilir. Örneğin sarı renkli kromat iyonları içeren bir çözeltiye asit eklendiğinde turuncu renkli dikromat iyonları oluşur ve çözelti turuncuya döner; aynı çözeltiye baz eklendiğinde ise yeniden sarı renk gözlenir. Asit ve baz eklendikçe rengin tekrar tekrar değişebilmesi, aşağıdaki tepkimenin her iki yönde de gerçekleşebildiğini gösterir:</w:t>
+        <w:t xml:space="preserve">Bir tepkimenin tersinir olduğu, ileri ve geri yöndeki değişimlere eşlik eden gözlemlenebilir niteliklerden anlaşılabilir. Renk değişimi, bir katının oluşması ya da çözünmesi, gaz çıkışı, sıcaklık ve pH değişimi gibi nitelikler tepkimenin hangi yönde ilerlediğinin kanıtıdır. Tepken ve ürünlerdeki gaz katsayıları toplamı farklı olan tepkimelerde sabit hacim ve sıcaklıkta basınç değişimi, iyon sayısının değiştiği tepkimelerde elektrik iletkenliği değişimi, katı bir maddenin oluştuğu ya da harcandığı tepkimelerde ise katı kütlesindeki değişim de tepkimenin her iki yönde ilerlediğini gösterebilir. Örneğin sarı renkli kromat iyonları içeren bir çözeltiye asit eklendiğinde turuncu renkli dikromat iyonları oluşur ve çözelti turuncuya döner; aynı çözeltiye baz eklendiğinde </w:t>
+      </w:r>
+      <w:r>
+        <w:rPr>
+          <w:rFonts w:ascii="Times New Roman" w:hAnsi="Times New Roman" w:cs="Times New Roman"/>
+          <w:lang w:val="tr-TR"/>
+        </w:rPr>
+        <w:lastRenderedPageBreak/>
+        <w:t>ise yeniden sarı renk gözlenir. Asit ve baz eklendikçe rengin tekrar tekrar değişebilmesi, aşağıdaki tepkimenin her iki yönde de gerçekleşebildiğini gösterir:</w:t>
       </w:r>
     </w:p>
     <w:p>
@@ -4171,15 +4227,7 @@
           <w:rFonts w:ascii="Times New Roman" w:hAnsi="Times New Roman" w:cs="Times New Roman"/>
           <w:lang w:val="tr-TR"/>
         </w:rPr>
-        <w:t xml:space="preserve">Tersinir tepkimeler makro (gözlemlenebilir), alt mikro (tanecik) ve sembolik (denklem) düzeyde ifade edilebilir. Kobalt(II) klorür örneğinde makro düzeyde maviden pembeye ve pembeden </w:t>
-      </w:r>
-      <w:r>
-        <w:rPr>
-          <w:rFonts w:ascii="Times New Roman" w:hAnsi="Times New Roman" w:cs="Times New Roman"/>
-          <w:lang w:val="tr-TR"/>
-        </w:rPr>
-        <w:lastRenderedPageBreak/>
-        <w:t>maviye renk değişimi gözlenir. Alt mikro düzeyde su moleküllerinin kobalt(II) klorürün yapısına bağlandığı ya da bu yapıdan ayrıldığı düşünülür. Sembolik düzeyde ise bu değişim çift yönlü okla yazılan denklemle gösterilir. Peki ürünlerden biri ortamdan uzaklaşırsa geri tepkime gerçekleşebilir mi? Örneğin açık bir kapta ısıtılan kalsiyum karbonattan çıkan karbon dioksit ortamdan uzaklaştığı için tepkime yalnızca ileri yönde ilerler. Bu nedenle bir tersinir tepkimenin her iki yönde gözlenebilmesi için genellikle maddelerin ortamdan uzaklaşmasını engelleyen kapalı bir sistem gerekir.</w:t>
+        <w:t>Tersinir tepkimeler makro (gözlemlenebilir), alt mikro (tanecik) ve sembolik (denklem) düzeyde ifade edilebilir. Kobalt(II) klorür örneğinde makro düzeyde maviden pembeye ve pembeden maviye renk değişimi gözlenir. Alt mikro düzeyde su moleküllerinin kobalt(II) klorürün yapısına bağlandığı ya da bu yapıdan ayrıldığı düşünülür. Sembolik düzeyde ise bu değişim çift yönlü okla yazılan denklemle gösterilir. Peki ürünlerden biri ortamdan uzaklaşırsa geri tepkime gerçekleşebilir mi? Örneğin açık bir kapta ısıtılan kalsiyum karbonattan çıkan karbon dioksit ortamdan uzaklaştığı için tepkime yalnızca ileri yönde ilerler. Bu nedenle bir tersinir tepkimenin her iki yönde gözlenebilmesi için genellikle maddelerin ortamdan uzaklaşmasını engelleyen kapalı bir sistem gerekir.</w:t>
       </w:r>
     </w:p>
     <w:p>
@@ -4867,6 +4915,7 @@
                 <w:bCs/>
                 <w:lang w:val="tr-TR"/>
               </w:rPr>
+              <w:lastRenderedPageBreak/>
               <w:t>Olay</w:t>
             </w:r>
           </w:p>
@@ -5001,7 +5050,6 @@
                 <w:rFonts w:ascii="Times New Roman" w:hAnsi="Times New Roman" w:cs="Times New Roman"/>
                 <w:lang w:val="tr-TR"/>
               </w:rPr>
-              <w:lastRenderedPageBreak/>
               <w:t>Odunun yanması</w:t>
             </w:r>
           </w:p>
@@ -5666,6 +5714,7 @@
                 <w:rFonts w:ascii="Times New Roman" w:hAnsi="Times New Roman" w:cs="Times New Roman"/>
                 <w:lang w:val="tr-TR"/>
               </w:rPr>
+              <w:lastRenderedPageBreak/>
               <w:t>BaSO</w:t>
             </w:r>
             <w:r>
@@ -5933,7 +5982,6 @@
           <w:rFonts w:ascii="Times New Roman" w:hAnsi="Times New Roman" w:cs="Times New Roman"/>
           <w:lang w:val="tr-TR"/>
         </w:rPr>
-        <w:lastRenderedPageBreak/>
         <w:t>Tersinir tepkimelere ilişkin gözlemlenebilir nitelikleri gösteren videoya ulaşmak için karekodu okutunuz.</w:t>
       </w:r>
     </w:p>
@@ -6101,8 +6149,8 @@
       </w:r>
     </w:p>
     <w:sectPr>
-      <w:footerReference w:type="even" r:id="rId12"/>
-      <w:footerReference w:type="default" r:id="rId13"/>
+      <w:footerReference w:type="even" r:id="rId14"/>
+      <w:footerReference w:type="default" r:id="rId15"/>
       <w:pgSz w:w="12240" w:h="15840"/>
       <w:pgMar w:top="1440" w:right="1440" w:bottom="1440" w:left="1440" w:header="708" w:footer="708" w:gutter="0"/>
       <w:cols w:space="708"/>

--- a/Kim11-2-1-Tersinir-Tepkimeler.docx
+++ b/Kim11-2-1-Tersinir-Tepkimeler.docx
@@ -2223,34 +2223,14 @@
           <w:rFonts w:ascii="Times New Roman" w:hAnsi="Times New Roman" w:cs="Times New Roman"/>
           <w:lang w:val="tr-TR"/>
         </w:rPr>
-        <w:t xml:space="preserve"> </w:t>
-      </w:r>
-      <w:r>
-        <w:rPr>
-          <w:rFonts w:ascii="Times New Roman" w:hAnsi="Times New Roman" w:cs="Times New Roman"/>
-          <w:lang w:val="tr-TR"/>
-        </w:rPr>
-        <w:t>(Görsel A)</w:t>
-      </w:r>
-      <w:r>
-        <w:rPr>
-          <w:rFonts w:ascii="Times New Roman" w:hAnsi="Times New Roman" w:cs="Times New Roman"/>
-          <w:lang w:val="tr-TR"/>
-        </w:rPr>
-        <w:t xml:space="preserve">. Aynı çaya bir miktar karbonat (sodyum bikarbonat) eklendiğinde ise renk koyulaşır. Peki rengi açılan çaya karbonat, rengi koyulaşan çaya limon eklenirse ne olur? Çaydaki bazı renkli maddeler ortamın asitliğine göre farklı yapılar kazanır ve bu değişim ileri ve geri yönde tekrar tekrar gerçekleşebilir. </w:t>
-      </w:r>
-      <w:r>
-        <w:rPr>
-          <w:rFonts w:ascii="Times New Roman" w:hAnsi="Times New Roman" w:cs="Times New Roman"/>
-          <w:lang w:val="tr-TR"/>
-        </w:rPr>
-      </w:r>
-      <w:r>
-        <w:rPr>
-          <w:rFonts w:ascii="Times New Roman" w:hAnsi="Times New Roman" w:cs="Times New Roman"/>
-          <w:lang w:val="tr-TR"/>
-        </w:rPr>
-        <w:t>Şimdiye kadar incelediğiniz tepkimelerin çoğunda tepkenlerin ürünlere dönüştüğünü ve tepkimenin tamamlandığını kabul ettiniz; bu tepkimelerde ürünlerin yeniden tepkenlere dönüşmesi gözlenebilecek ölçüde gerçekleşmez. Acaba bütün tepkimeler yalnızca tek yönde mi gerçekleşir? Ürünler tekrar tepkenlere dönüşebilir mi? Bu soruların cevabını bir etkinlik yaparak keşfediniz. Analiz ve Keşif Atölyesi 2.1.’de bilimsel gözlem yapacaksınız: Bir tepkimenin her iki yönde de ilerlediğini gösterebilecek renk, bulanıklık gibi nitelikleri belirleyecek, deneylerde ve görsellerde bu niteliklerdeki değişimleri veri olarak kaydedecek, sonra bu verilerle tepkimelerin tersinir olabileceğini açıklayacaksınız. Gözlemlerinizi merakla sorgulamanız ve kayıtlarınızı özenle tutmanız araştırmacı bir tutum kazanmanızı sağlarken çalışkanlık değerinizi de destekleyecektir.</w:t>
+        <w:t xml:space="preserve"> (Görsel A)</w:t>
+      </w:r>
+      <w:r>
+        <w:rPr>
+          <w:rFonts w:ascii="Times New Roman" w:hAnsi="Times New Roman" w:cs="Times New Roman"/>
+          <w:lang w:val="tr-TR"/>
+        </w:rPr>
+        <w:t>. Aynı çaya bir miktar karbonat (sodyum bikarbonat) eklendiğinde ise renk koyulaşır. Peki rengi açılan çaya karbonat, rengi koyulaşan çaya limon eklenirse ne olur? Çaydaki bazı renkli maddeler ortamın asitliğine göre farklı yapılar kazanır ve bu değişim ileri ve geri yönde tekrar tekrar gerçekleşebilir. Şimdiye kadar incelediğiniz tepkimelerin çoğunda tepkenlerin ürünlere dönüştüğünü ve tepkimenin tamamlandığını kabul ettiniz. Acaba bütün tepkimeler yalnızca tek yönde mi gerçekleşir? Ürünler tekrar tepkenlere dönüşebilir mi? Bu soruların cevabını bir etkinlik yaparak keşfediniz. Analiz ve Keşif Atölyesi 2.1.’de bilimsel gözlem yapacaksınız: Bir tepkimenin her iki yönde de ilerlediğini gösterebilecek renk, bulanıklık gibi nitelikleri belirleyecek, deneylerde ve görsellerde bu niteliklerdeki değişimleri veri olarak kaydedecek, sonra bu verilerle tepkimelerin tersinir olabileceğini açıklayacaksınız. Gözlemlerinizi merakla sorgulamanız ve kayıtlarınızı özenle tutmanız araştırmacı bir tutum kazanmanızı sağlarken çalışkanlık değerinizi de destekleyecektir.</w:t>
       </w:r>
     </w:p>
     <w:p>
@@ -4227,7 +4207,121 @@
           <w:rFonts w:ascii="Times New Roman" w:hAnsi="Times New Roman" w:cs="Times New Roman"/>
           <w:lang w:val="tr-TR"/>
         </w:rPr>
-        <w:t>Tersinir tepkimeler makro (gözlemlenebilir), alt mikro (tanecik) ve sembolik (denklem) düzeyde ifade edilebilir. Kobalt(II) klorür örneğinde makro düzeyde maviden pembeye ve pembeden maviye renk değişimi gözlenir. Alt mikro düzeyde su moleküllerinin kobalt(II) klorürün yapısına bağlandığı ya da bu yapıdan ayrıldığı düşünülür. Sembolik düzeyde ise bu değişim çift yönlü okla yazılan denklemle gösterilir. Peki ürünlerden biri ortamdan uzaklaşırsa geri tepkime gerçekleşebilir mi? Örneğin açık bir kapta ısıtılan kalsiyum karbonattan çıkan karbon dioksit ortamdan uzaklaştığı için tepkime yalnızca ileri yönde ilerler. Bu nedenle bir tersinir tepkimenin her iki yönde gözlenebilmesi için genellikle maddelerin ortamdan uzaklaşmasını engelleyen kapalı bir sistem gerekir.</w:t>
+        <w:t>Tersinir tepkimeler makro (gözlemlenebilir), alt mikro (tanecik) ve sembolik (denklem) düzeyde ifade edilebilir. Kobalt(II) klorür örneğinde makro düzeyde maviden pembeye ve pembeden maviye renk değişimi gözlenir. Alt mikro düzeyde su moleküllerinin kobalt(II) klorürün yapısına bağlandığı ya da bu yapıdan ayrıldığı düşünülür. Sembolik düzeyde ise bu değişim çift yönlü okla yazılan denklemle gösterilir (Görsel B). Peki ürünlerden biri ortamdan uzaklaşırsa geri tepkime gerçekleşebilir mi? Örneğin açık bir kapta ısıtılan kalsiyum karbonattan çıkan karbon dioksit ortamdan uzaklaştığı için tepkime yalnızca ileri yönde ilerler. Bu nedenle bir tersinir tepkimenin her iki yönde gözlenebilmesi için genellikle maddelerin ortamdan uzaklaşmasını engelleyen kapalı bir sistem gerekir (Görsel C).</w:t>
+      </w:r>
+    </w:p>
+    <w:p>
+      <w:pPr>
+        <w:jc w:val="center"/>
+      </w:pPr>
+      <w:r>
+        <w:drawing>
+          <wp:inline xmlns:a="http://schemas.openxmlformats.org/drawingml/2006/main" xmlns:pic="http://schemas.openxmlformats.org/drawingml/2006/picture">
+            <wp:extent cx="4860000" cy="4353499"/>
+            <wp:docPr id="2066685189" name="Picture 2066685189"/>
+            <wp:cNvGraphicFramePr>
+              <a:graphicFrameLocks noChangeAspect="1"/>
+            </wp:cNvGraphicFramePr>
+            <a:graphic>
+              <a:graphicData uri="http://schemas.openxmlformats.org/drawingml/2006/picture">
+                <pic:pic>
+                  <pic:nvPicPr>
+                    <pic:cNvPr id="0" name="k11_21_CoCl2_uc_duzey.png"/>
+                    <pic:cNvPicPr/>
+                  </pic:nvPicPr>
+                  <pic:blipFill>
+                    <a:blip r:embed="rId18"/>
+                    <a:stretch>
+                      <a:fillRect/>
+                    </a:stretch>
+                  </pic:blipFill>
+                  <pic:spPr>
+                    <a:xfrm>
+                      <a:off x="0" y="0"/>
+                      <a:ext cx="4860000" cy="4353499"/>
+                    </a:xfrm>
+                    <a:prstGeom prst="rect"/>
+                  </pic:spPr>
+                </pic:pic>
+              </a:graphicData>
+            </a:graphic>
+          </wp:inline>
+        </w:drawing>
+      </w:r>
+    </w:p>
+    <w:p>
+      <w:pPr>
+        <w:jc w:val="center"/>
+        <w:rPr>
+          <w:rFonts w:ascii="Times New Roman" w:hAnsi="Times New Roman" w:cs="Times New Roman"/>
+          <w:lang w:val="tr-TR"/>
+        </w:rPr>
+      </w:pPr>
+      <w:r>
+        <w:rPr>
+          <w:rFonts w:ascii="Times New Roman" w:hAnsi="Times New Roman" w:cs="Times New Roman"/>
+          <w:b/>
+          <w:bCs/>
+          <w:lang w:val="tr-TR"/>
+        </w:rPr>
+        <w:t>Görsel B: Kobalt(II) klorürün suyla tersinir tepkimesinin makro, alt mikro ve sembolik düzeyde gösterimi</w:t>
+      </w:r>
+    </w:p>
+    <w:p>
+      <w:pPr>
+        <w:jc w:val="center"/>
+      </w:pPr>
+      <w:r>
+        <w:drawing>
+          <wp:inline xmlns:a="http://schemas.openxmlformats.org/drawingml/2006/main" xmlns:pic="http://schemas.openxmlformats.org/drawingml/2006/picture">
+            <wp:extent cx="4680000" cy="3649139"/>
+            <wp:docPr id="2066685190" name="Picture 2066685190"/>
+            <wp:cNvGraphicFramePr>
+              <a:graphicFrameLocks noChangeAspect="1"/>
+            </wp:cNvGraphicFramePr>
+            <a:graphic>
+              <a:graphicData uri="http://schemas.openxmlformats.org/drawingml/2006/picture">
+                <pic:pic>
+                  <pic:nvPicPr>
+                    <pic:cNvPr id="0" name="k11_21_CaCO3_acik_kapali.png"/>
+                    <pic:cNvPicPr/>
+                  </pic:nvPicPr>
+                  <pic:blipFill>
+                    <a:blip r:embed="rId19"/>
+                    <a:stretch>
+                      <a:fillRect/>
+                    </a:stretch>
+                  </pic:blipFill>
+                  <pic:spPr>
+                    <a:xfrm>
+                      <a:off x="0" y="0"/>
+                      <a:ext cx="4680000" cy="3649139"/>
+                    </a:xfrm>
+                    <a:prstGeom prst="rect"/>
+                  </pic:spPr>
+                </pic:pic>
+              </a:graphicData>
+            </a:graphic>
+          </wp:inline>
+        </w:drawing>
+      </w:r>
+    </w:p>
+    <w:p>
+      <w:pPr>
+        <w:jc w:val="center"/>
+        <w:rPr>
+          <w:rFonts w:ascii="Times New Roman" w:hAnsi="Times New Roman" w:cs="Times New Roman"/>
+          <w:lang w:val="tr-TR"/>
+        </w:rPr>
+      </w:pPr>
+      <w:r>
+        <w:rPr>
+          <w:rFonts w:ascii="Times New Roman" w:hAnsi="Times New Roman" w:cs="Times New Roman"/>
+          <w:b/>
+          <w:bCs/>
+          <w:lang w:val="tr-TR"/>
+        </w:rPr>
+        <w:t>Görsel C: Kalsiyum karbonatın açık ve kapalı kapta ısıtılması</w:t>
       </w:r>
     </w:p>
     <w:p>

--- a/Kim11-2-1-Tersinir-Tepkimeler.docx
+++ b/Kim11-2-1-Tersinir-Tepkimeler.docx
@@ -4207,7 +4207,7 @@
           <w:rFonts w:ascii="Times New Roman" w:hAnsi="Times New Roman" w:cs="Times New Roman"/>
           <w:lang w:val="tr-TR"/>
         </w:rPr>
-        <w:t>Tersinir tepkimeler makro (gözlemlenebilir), alt mikro (tanecik) ve sembolik (denklem) düzeyde ifade edilebilir. Kobalt(II) klorür örneğinde makro düzeyde maviden pembeye ve pembeden maviye renk değişimi gözlenir. Alt mikro düzeyde su moleküllerinin kobalt(II) klorürün yapısına bağlandığı ya da bu yapıdan ayrıldığı düşünülür. Sembolik düzeyde ise bu değişim çift yönlü okla yazılan denklemle gösterilir (Görsel B). Peki ürünlerden biri ortamdan uzaklaşırsa geri tepkime gerçekleşebilir mi? Örneğin açık bir kapta ısıtılan kalsiyum karbonattan çıkan karbon dioksit ortamdan uzaklaştığı için tepkime yalnızca ileri yönde ilerler. Bu nedenle bir tersinir tepkimenin her iki yönde gözlenebilmesi için genellikle maddelerin ortamdan uzaklaşmasını engelleyen kapalı bir sistem gerekir (Görsel C).</w:t>
+        <w:t xml:space="preserve">Tersinir tepkimeler makro (gözlemlenebilir), alt mikro (tanecik) ve sembolik (denklem) düzeyde ifade edilebilir. Örneğin uygun sıcaklıkta kapalı bir kapta bulunan azot ve hidrojen gazları amonyak gazını oluşturur. Bu tepkimede gaz molekülü sayısı azaldığından sabit hacim ve sıcaklıkta kaptaki basınç düşer; amonyak ayrışarak yeniden azot ve hidrojen oluşturduğunda ise basınç artar. Bu basınç değişimi makro düzeyde gözlenir. Alt mikro düzeyde bir azot molekülü ile üç hidrojen molekülünün iki amonyak molekülüne dönüştüğü, amonyak moleküllerinin de ayrışarak yeniden azot ve hidrojen moleküllerini oluşturduğu düşünülür. Sembolik düzeyde ise bu değişim çift yönlü okla yazılan denklemle gösterilir (Görsel B).</w:t>
       </w:r>
     </w:p>
     <w:p>
@@ -4217,7 +4217,7 @@
       <w:r>
         <w:drawing>
           <wp:inline xmlns:a="http://schemas.openxmlformats.org/drawingml/2006/main" xmlns:pic="http://schemas.openxmlformats.org/drawingml/2006/picture">
-            <wp:extent cx="4860000" cy="4353499"/>
+            <wp:extent cx="4860000" cy="4464305"/>
             <wp:docPr id="2066685189" name="Picture 2066685189"/>
             <wp:cNvGraphicFramePr>
               <a:graphicFrameLocks noChangeAspect="1"/>
@@ -4226,11 +4226,11 @@
               <a:graphicData uri="http://schemas.openxmlformats.org/drawingml/2006/picture">
                 <pic:pic>
                   <pic:nvPicPr>
-                    <pic:cNvPr id="0" name="k11_21_CoCl2_uc_duzey.png"/>
+                    <pic:cNvPr id="0" name="k11_21_NH3_uc_duzey.png"/>
                     <pic:cNvPicPr/>
                   </pic:nvPicPr>
                   <pic:blipFill>
-                    <a:blip r:embed="rId18"/>
+                    <a:blip r:embed="rId20"/>
                     <a:stretch>
                       <a:fillRect/>
                     </a:stretch>
@@ -4238,7 +4238,7 @@
                   <pic:spPr>
                     <a:xfrm>
                       <a:off x="0" y="0"/>
-                      <a:ext cx="4860000" cy="4353499"/>
+                      <a:ext cx="4860000" cy="4464305"/>
                     </a:xfrm>
                     <a:prstGeom prst="rect"/>
                   </pic:spPr>
@@ -4264,7 +4264,203 @@
           <w:bCs/>
           <w:lang w:val="tr-TR"/>
         </w:rPr>
-        <w:t>Görsel B: Kobalt(II) klorürün suyla tersinir tepkimesinin makro, alt mikro ve sembolik düzeyde gösterimi</w:t>
+        <w:t>Görsel B: Azot ve hidrojenden amonyak oluşumunun makro, alt mikro ve sembolik düzeyde gösterimi</w:t>
+      </w:r>
+    </w:p>
+    <w:p>
+      <w:pPr>
+        <w:jc w:val="both"/>
+        <w:rPr>
+          <w:rFonts w:ascii="Times New Roman" w:hAnsi="Times New Roman" w:cs="Times New Roman"/>
+          <w:lang w:val="tr-TR"/>
+        </w:rPr>
+      </w:pPr>
+      <w:r>
+        <w:rPr>
+          <w:rFonts w:ascii="Times New Roman" w:hAnsi="Times New Roman" w:cs="Times New Roman"/>
+          <w:lang w:val="tr-TR"/>
+        </w:rPr>
+        <w:t xml:space="preserve">Peki tepkimede yer alan maddeler ortamdan uzaklaşırsa geri tepkime gözlenebilir mi? Örneğin ağzı açık bir kaptaki N</w:t>
+      </w:r>
+      <w:r>
+        <w:rPr>
+          <w:rFonts w:ascii="Times New Roman" w:hAnsi="Times New Roman" w:cs="Times New Roman"/>
+          <w:lang w:val="tr-TR"/>
+          <w:vertAlign w:val="subscript"/>
+        </w:rPr>
+        <w:t xml:space="preserve">2</w:t>
+      </w:r>
+      <w:r>
+        <w:rPr>
+          <w:rFonts w:ascii="Times New Roman" w:hAnsi="Times New Roman" w:cs="Times New Roman"/>
+          <w:lang w:val="tr-TR"/>
+        </w:rPr>
+        <w:t xml:space="preserve">O</w:t>
+      </w:r>
+      <w:r>
+        <w:rPr>
+          <w:rFonts w:ascii="Times New Roman" w:hAnsi="Times New Roman" w:cs="Times New Roman"/>
+          <w:lang w:val="tr-TR"/>
+          <w:vertAlign w:val="subscript"/>
+        </w:rPr>
+        <w:t xml:space="preserve">4</w:t>
+      </w:r>
+      <w:r>
+        <w:rPr>
+          <w:rFonts w:ascii="Times New Roman" w:hAnsi="Times New Roman" w:cs="Times New Roman"/>
+          <w:lang w:val="tr-TR"/>
+        </w:rPr>
+        <w:t xml:space="preserve"> ve NO</w:t>
+      </w:r>
+      <w:r>
+        <w:rPr>
+          <w:rFonts w:ascii="Times New Roman" w:hAnsi="Times New Roman" w:cs="Times New Roman"/>
+          <w:lang w:val="tr-TR"/>
+          <w:vertAlign w:val="subscript"/>
+        </w:rPr>
+        <w:t xml:space="preserve">2</w:t>
+      </w:r>
+      <w:r>
+        <w:rPr>
+          <w:rFonts w:ascii="Times New Roman" w:hAnsi="Times New Roman" w:cs="Times New Roman"/>
+          <w:lang w:val="tr-TR"/>
+        </w:rPr>
+        <w:t xml:space="preserve"> gazları kaptan çıkarak havaya karışır. Kaptan uzaklaşan NO</w:t>
+      </w:r>
+      <w:r>
+        <w:rPr>
+          <w:rFonts w:ascii="Times New Roman" w:hAnsi="Times New Roman" w:cs="Times New Roman"/>
+          <w:lang w:val="tr-TR"/>
+          <w:vertAlign w:val="subscript"/>
+        </w:rPr>
+        <w:t xml:space="preserve">2</w:t>
+      </w:r>
+      <w:r>
+        <w:rPr>
+          <w:rFonts w:ascii="Times New Roman" w:hAnsi="Times New Roman" w:cs="Times New Roman"/>
+          <w:lang w:val="tr-TR"/>
+        </w:rPr>
+        <w:t xml:space="preserve"> molekülleri yeniden birleşerek N</w:t>
+      </w:r>
+      <w:r>
+        <w:rPr>
+          <w:rFonts w:ascii="Times New Roman" w:hAnsi="Times New Roman" w:cs="Times New Roman"/>
+          <w:lang w:val="tr-TR"/>
+          <w:vertAlign w:val="subscript"/>
+        </w:rPr>
+        <w:t xml:space="preserve">2</w:t>
+      </w:r>
+      <w:r>
+        <w:rPr>
+          <w:rFonts w:ascii="Times New Roman" w:hAnsi="Times New Roman" w:cs="Times New Roman"/>
+          <w:lang w:val="tr-TR"/>
+        </w:rPr>
+        <w:t xml:space="preserve">O</w:t>
+      </w:r>
+      <w:r>
+        <w:rPr>
+          <w:rFonts w:ascii="Times New Roman" w:hAnsi="Times New Roman" w:cs="Times New Roman"/>
+          <w:lang w:val="tr-TR"/>
+          <w:vertAlign w:val="subscript"/>
+        </w:rPr>
+        <w:t xml:space="preserve">4</w:t>
+      </w:r>
+      <w:r>
+        <w:rPr>
+          <w:rFonts w:ascii="Times New Roman" w:hAnsi="Times New Roman" w:cs="Times New Roman"/>
+          <w:lang w:val="tr-TR"/>
+        </w:rPr>
+        <w:t xml:space="preserve"> oluşturamaz ve kapta denge kurulamaz. Ağzı kapalı bir kapta ise gaz molekülleri kapta kalır; N</w:t>
+      </w:r>
+      <w:r>
+        <w:rPr>
+          <w:rFonts w:ascii="Times New Roman" w:hAnsi="Times New Roman" w:cs="Times New Roman"/>
+          <w:lang w:val="tr-TR"/>
+          <w:vertAlign w:val="subscript"/>
+        </w:rPr>
+        <w:t xml:space="preserve">2</w:t>
+      </w:r>
+      <w:r>
+        <w:rPr>
+          <w:rFonts w:ascii="Times New Roman" w:hAnsi="Times New Roman" w:cs="Times New Roman"/>
+          <w:lang w:val="tr-TR"/>
+        </w:rPr>
+        <w:t xml:space="preserve">O</w:t>
+      </w:r>
+      <w:r>
+        <w:rPr>
+          <w:rFonts w:ascii="Times New Roman" w:hAnsi="Times New Roman" w:cs="Times New Roman"/>
+          <w:lang w:val="tr-TR"/>
+          <w:vertAlign w:val="subscript"/>
+        </w:rPr>
+        <w:t xml:space="preserve">4</w:t>
+      </w:r>
+      <w:r>
+        <w:rPr>
+          <w:rFonts w:ascii="Times New Roman" w:hAnsi="Times New Roman" w:cs="Times New Roman"/>
+          <w:lang w:val="tr-TR"/>
+        </w:rPr>
+        <w:t xml:space="preserve"> moleküllerinin NO</w:t>
+      </w:r>
+      <w:r>
+        <w:rPr>
+          <w:rFonts w:ascii="Times New Roman" w:hAnsi="Times New Roman" w:cs="Times New Roman"/>
+          <w:lang w:val="tr-TR"/>
+          <w:vertAlign w:val="subscript"/>
+        </w:rPr>
+        <w:t xml:space="preserve">2</w:t>
+      </w:r>
+      <w:r>
+        <w:rPr>
+          <w:rFonts w:ascii="Times New Roman" w:hAnsi="Times New Roman" w:cs="Times New Roman"/>
+          <w:lang w:val="tr-TR"/>
+        </w:rPr>
+        <w:t xml:space="preserve"> moleküllerine ayrışması ile NO</w:t>
+      </w:r>
+      <w:r>
+        <w:rPr>
+          <w:rFonts w:ascii="Times New Roman" w:hAnsi="Times New Roman" w:cs="Times New Roman"/>
+          <w:lang w:val="tr-TR"/>
+          <w:vertAlign w:val="subscript"/>
+        </w:rPr>
+        <w:t xml:space="preserve">2</w:t>
+      </w:r>
+      <w:r>
+        <w:rPr>
+          <w:rFonts w:ascii="Times New Roman" w:hAnsi="Times New Roman" w:cs="Times New Roman"/>
+          <w:lang w:val="tr-TR"/>
+        </w:rPr>
+        <w:t xml:space="preserve"> moleküllerinin birleşerek yeniden N</w:t>
+      </w:r>
+      <w:r>
+        <w:rPr>
+          <w:rFonts w:ascii="Times New Roman" w:hAnsi="Times New Roman" w:cs="Times New Roman"/>
+          <w:lang w:val="tr-TR"/>
+          <w:vertAlign w:val="subscript"/>
+        </w:rPr>
+        <w:t xml:space="preserve">2</w:t>
+      </w:r>
+      <w:r>
+        <w:rPr>
+          <w:rFonts w:ascii="Times New Roman" w:hAnsi="Times New Roman" w:cs="Times New Roman"/>
+          <w:lang w:val="tr-TR"/>
+        </w:rPr>
+        <w:t xml:space="preserve">O</w:t>
+      </w:r>
+      <w:r>
+        <w:rPr>
+          <w:rFonts w:ascii="Times New Roman" w:hAnsi="Times New Roman" w:cs="Times New Roman"/>
+          <w:lang w:val="tr-TR"/>
+          <w:vertAlign w:val="subscript"/>
+        </w:rPr>
+        <w:t xml:space="preserve">4</w:t>
+      </w:r>
+      <w:r>
+        <w:rPr>
+          <w:rFonts w:ascii="Times New Roman" w:hAnsi="Times New Roman" w:cs="Times New Roman"/>
+          <w:lang w:val="tr-TR"/>
+        </w:rPr>
+        <w:t xml:space="preserve"> oluşturması aynı kapta birlikte gerçekleşir. Bu nedenle bir tersinir tepkimenin her iki yönde gözlenebilmesi için genellikle maddelerin ortamdan uzaklaşmasını engelleyen kapalı bir sistem gerekir (Görsel C).</w:t>
       </w:r>
     </w:p>
     <w:p>
@@ -4274,7 +4470,7 @@
       <w:r>
         <w:drawing>
           <wp:inline xmlns:a="http://schemas.openxmlformats.org/drawingml/2006/main" xmlns:pic="http://schemas.openxmlformats.org/drawingml/2006/picture">
-            <wp:extent cx="4680000" cy="3649139"/>
+            <wp:extent cx="4680000" cy="3444217"/>
             <wp:docPr id="2066685190" name="Picture 2066685190"/>
             <wp:cNvGraphicFramePr>
               <a:graphicFrameLocks noChangeAspect="1"/>
@@ -4283,11 +4479,11 @@
               <a:graphicData uri="http://schemas.openxmlformats.org/drawingml/2006/picture">
                 <pic:pic>
                   <pic:nvPicPr>
-                    <pic:cNvPr id="0" name="k11_21_CaCO3_acik_kapali.png"/>
+                    <pic:cNvPr id="0" name="k11_21_N2O4_acik_kapali.png"/>
                     <pic:cNvPicPr/>
                   </pic:nvPicPr>
                   <pic:blipFill>
-                    <a:blip r:embed="rId19"/>
+                    <a:blip r:embed="rId21"/>
                     <a:stretch>
                       <a:fillRect/>
                     </a:stretch>
@@ -4295,7 +4491,7 @@
                   <pic:spPr>
                     <a:xfrm>
                       <a:off x="0" y="0"/>
-                      <a:ext cx="4680000" cy="3649139"/>
+                      <a:ext cx="4680000" cy="3444217"/>
                     </a:xfrm>
                     <a:prstGeom prst="rect"/>
                   </pic:spPr>
@@ -4321,7 +4517,64 @@
           <w:bCs/>
           <w:lang w:val="tr-TR"/>
         </w:rPr>
-        <w:t>Görsel C: Kalsiyum karbonatın açık ve kapalı kapta ısıtılması</w:t>
+        <w:t xml:space="preserve">Görsel C: Ağzı açık ve ağzı kapalı kaptaki N</w:t>
+      </w:r>
+      <w:r>
+        <w:rPr>
+          <w:rFonts w:ascii="Times New Roman" w:hAnsi="Times New Roman" w:cs="Times New Roman"/>
+          <w:b/>
+          <w:bCs/>
+          <w:lang w:val="tr-TR"/>
+          <w:vertAlign w:val="subscript"/>
+        </w:rPr>
+        <w:t xml:space="preserve">2</w:t>
+      </w:r>
+      <w:r>
+        <w:rPr>
+          <w:rFonts w:ascii="Times New Roman" w:hAnsi="Times New Roman" w:cs="Times New Roman"/>
+          <w:b/>
+          <w:bCs/>
+          <w:lang w:val="tr-TR"/>
+        </w:rPr>
+        <w:t xml:space="preserve">O</w:t>
+      </w:r>
+      <w:r>
+        <w:rPr>
+          <w:rFonts w:ascii="Times New Roman" w:hAnsi="Times New Roman" w:cs="Times New Roman"/>
+          <w:b/>
+          <w:bCs/>
+          <w:lang w:val="tr-TR"/>
+          <w:vertAlign w:val="subscript"/>
+        </w:rPr>
+        <w:t xml:space="preserve">4</w:t>
+      </w:r>
+      <w:r>
+        <w:rPr>
+          <w:rFonts w:ascii="Times New Roman" w:hAnsi="Times New Roman" w:cs="Times New Roman"/>
+          <w:b/>
+          <w:bCs/>
+          <w:lang w:val="tr-TR"/>
+        </w:rPr>
+        <w:t xml:space="preserve">-NO</w:t>
+      </w:r>
+      <w:r>
+        <w:rPr>
+          <w:rFonts w:ascii="Times New Roman" w:hAnsi="Times New Roman" w:cs="Times New Roman"/>
+          <w:b/>
+          <w:bCs/>
+          <w:lang w:val="tr-TR"/>
+          <w:vertAlign w:val="subscript"/>
+        </w:rPr>
+        <w:t xml:space="preserve">2</w:t>
+      </w:r>
+      <w:r>
+        <w:rPr>
+          <w:rFonts w:ascii="Times New Roman" w:hAnsi="Times New Roman" w:cs="Times New Roman"/>
+          <w:b/>
+          <w:bCs/>
+          <w:lang w:val="tr-TR"/>
+        </w:rPr>
+        <w:t xml:space="preserve"> gaz karışımı</w:t>
       </w:r>
     </w:p>
     <w:p>
